--- a/docs/tech/ezTalk/ezTalk_패키지_설치_매뉴얼.docx
+++ b/docs/tech/ezTalk/ezTalk_패키지_설치_매뉴얼.docx
@@ -2436,7 +2436,7 @@
               </wp:anchor>
             </w:drawing>
           </mc:Choice>
-          <mc:Fallback xmlns:w16cid="http://schemas.microsoft.com/office/word/2016/wordml/cid" xmlns:am3d="http://schemas.microsoft.com/office/drawing/2017/model3d" xmlns:aink="http://schemas.microsoft.com/office/drawing/2016/ink" xmlns:cx8="http://schemas.microsoft.com/office/drawing/2016/5/14/chartex" xmlns:cx7="http://schemas.microsoft.com/office/drawing/2016/5/13/chartex" xmlns:cx6="http://schemas.microsoft.com/office/drawing/2016/5/12/chartex" xmlns:cx5="http://schemas.microsoft.com/office/drawing/2016/5/11/chartex" xmlns:cx4="http://schemas.microsoft.com/office/drawing/2016/5/10/chartex" xmlns:cx3="http://schemas.microsoft.com/office/drawing/2016/5/9/chartex" xmlns:cx2="http://schemas.microsoft.com/office/drawing/2015/10/21/chartex" xmlns:cx1="http://schemas.microsoft.com/office/drawing/2015/9/8/chartex">
+          <mc:Fallback xmlns:cx1="http://schemas.microsoft.com/office/drawing/2015/9/8/chartex" xmlns:cx2="http://schemas.microsoft.com/office/drawing/2015/10/21/chartex" xmlns:cx3="http://schemas.microsoft.com/office/drawing/2016/5/9/chartex" xmlns:cx4="http://schemas.microsoft.com/office/drawing/2016/5/10/chartex" xmlns:cx5="http://schemas.microsoft.com/office/drawing/2016/5/11/chartex" xmlns:cx6="http://schemas.microsoft.com/office/drawing/2016/5/12/chartex" xmlns:cx7="http://schemas.microsoft.com/office/drawing/2016/5/13/chartex" xmlns:cx8="http://schemas.microsoft.com/office/drawing/2016/5/14/chartex" xmlns:aink="http://schemas.microsoft.com/office/drawing/2016/ink" xmlns:am3d="http://schemas.microsoft.com/office/drawing/2017/model3d" xmlns:w16cid="http://schemas.microsoft.com/office/word/2016/wordml/cid">
             <w:pict>
               <v:rect w14:anchorId="5BFEA1CD" id="직사각형 31" o:spid="_x0000_s1026" style="position:absolute;left:0;text-align:left;margin-left:35.7pt;margin-top:34.75pt;width:6in;height:9pt;z-index:251665408;visibility:visible;mso-wrap-style:square;mso-width-percent:0;mso-height-percent:0;mso-wrap-distance-left:9pt;mso-wrap-distance-top:0;mso-wrap-distance-right:9pt;mso-wrap-distance-bottom:0;mso-position-horizontal:absolute;mso-position-horizontal-relative:margin;mso-position-vertical:absolute;mso-position-vertical-relative:text;mso-width-percent:0;mso-height-percent:0;mso-width-relative:page;mso-height-relative:page;v-text-anchor:top" o:gfxdata="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" stroked="f">
                 <v:fill color2="navy" angle="90" focus="100%" type="gradient"/>
@@ -2601,7 +2601,7 @@
               </wp:anchor>
             </w:drawing>
           </mc:Choice>
-          <mc:Fallback xmlns:w16cid="http://schemas.microsoft.com/office/word/2016/wordml/cid" xmlns:am3d="http://schemas.microsoft.com/office/drawing/2017/model3d" xmlns:aink="http://schemas.microsoft.com/office/drawing/2016/ink" xmlns:cx8="http://schemas.microsoft.com/office/drawing/2016/5/14/chartex" xmlns:cx7="http://schemas.microsoft.com/office/drawing/2016/5/13/chartex" xmlns:cx6="http://schemas.microsoft.com/office/drawing/2016/5/12/chartex" xmlns:cx5="http://schemas.microsoft.com/office/drawing/2016/5/11/chartex" xmlns:cx4="http://schemas.microsoft.com/office/drawing/2016/5/10/chartex" xmlns:cx3="http://schemas.microsoft.com/office/drawing/2016/5/9/chartex" xmlns:cx2="http://schemas.microsoft.com/office/drawing/2015/10/21/chartex" xmlns:cx1="http://schemas.microsoft.com/office/drawing/2015/9/8/chartex">
+          <mc:Fallback xmlns:cx1="http://schemas.microsoft.com/office/drawing/2015/9/8/chartex" xmlns:cx2="http://schemas.microsoft.com/office/drawing/2015/10/21/chartex" xmlns:cx3="http://schemas.microsoft.com/office/drawing/2016/5/9/chartex" xmlns:cx4="http://schemas.microsoft.com/office/drawing/2016/5/10/chartex" xmlns:cx5="http://schemas.microsoft.com/office/drawing/2016/5/11/chartex" xmlns:cx6="http://schemas.microsoft.com/office/drawing/2016/5/12/chartex" xmlns:cx7="http://schemas.microsoft.com/office/drawing/2016/5/13/chartex" xmlns:cx8="http://schemas.microsoft.com/office/drawing/2016/5/14/chartex" xmlns:aink="http://schemas.microsoft.com/office/drawing/2016/ink" xmlns:am3d="http://schemas.microsoft.com/office/drawing/2017/model3d" xmlns:w16cid="http://schemas.microsoft.com/office/word/2016/wordml/cid">
             <w:pict>
               <v:rect w14:anchorId="037F4BF9" id="직사각형 30" o:spid="_x0000_s1026" style="position:absolute;left:0;text-align:left;margin-left:380.8pt;margin-top:.75pt;width:6in;height:9pt;z-index:251664384;visibility:visible;mso-wrap-style:square;mso-width-percent:0;mso-height-percent:0;mso-wrap-distance-left:9pt;mso-wrap-distance-top:0;mso-wrap-distance-right:9pt;mso-wrap-distance-bottom:0;mso-position-horizontal:right;mso-position-horizontal-relative:margin;mso-position-vertical:absolute;mso-position-vertical-relative:text;mso-width-percent:0;mso-height-percent:0;mso-width-relative:page;mso-height-relative:page;v-text-anchor:top" o:gfxdata="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" stroked="f">
                 <v:fill color2="navy" angle="90" focus="100%" type="gradient"/>
@@ -7763,7 +7763,7 @@
               </wp:anchor>
             </w:drawing>
           </mc:Choice>
-          <mc:Fallback xmlns:w16cid="http://schemas.microsoft.com/office/word/2016/wordml/cid" xmlns:am3d="http://schemas.microsoft.com/office/drawing/2017/model3d" xmlns:aink="http://schemas.microsoft.com/office/drawing/2016/ink" xmlns:cx8="http://schemas.microsoft.com/office/drawing/2016/5/14/chartex" xmlns:cx7="http://schemas.microsoft.com/office/drawing/2016/5/13/chartex" xmlns:cx6="http://schemas.microsoft.com/office/drawing/2016/5/12/chartex" xmlns:cx5="http://schemas.microsoft.com/office/drawing/2016/5/11/chartex" xmlns:cx4="http://schemas.microsoft.com/office/drawing/2016/5/10/chartex" xmlns:cx3="http://schemas.microsoft.com/office/drawing/2016/5/9/chartex" xmlns:cx2="http://schemas.microsoft.com/office/drawing/2015/10/21/chartex" xmlns:cx1="http://schemas.microsoft.com/office/drawing/2015/9/8/chartex">
+          <mc:Fallback xmlns:cx1="http://schemas.microsoft.com/office/drawing/2015/9/8/chartex" xmlns:cx2="http://schemas.microsoft.com/office/drawing/2015/10/21/chartex" xmlns:cx3="http://schemas.microsoft.com/office/drawing/2016/5/9/chartex" xmlns:cx4="http://schemas.microsoft.com/office/drawing/2016/5/10/chartex" xmlns:cx5="http://schemas.microsoft.com/office/drawing/2016/5/11/chartex" xmlns:cx6="http://schemas.microsoft.com/office/drawing/2016/5/12/chartex" xmlns:cx7="http://schemas.microsoft.com/office/drawing/2016/5/13/chartex" xmlns:cx8="http://schemas.microsoft.com/office/drawing/2016/5/14/chartex" xmlns:aink="http://schemas.microsoft.com/office/drawing/2016/ink" xmlns:am3d="http://schemas.microsoft.com/office/drawing/2017/model3d" xmlns:w16cid="http://schemas.microsoft.com/office/word/2016/wordml/cid">
             <w:pict>
               <v:rect w14:anchorId="6A06D5D6" id="직사각형 64" o:spid="_x0000_s1026" style="position:absolute;left:0;text-align:left;margin-left:35.7pt;margin-top:34.75pt;width:6in;height:9pt;z-index:251668480;visibility:visible;mso-wrap-style:square;mso-width-percent:0;mso-height-percent:0;mso-wrap-distance-left:9pt;mso-wrap-distance-top:0;mso-wrap-distance-right:9pt;mso-wrap-distance-bottom:0;mso-position-horizontal:absolute;mso-position-horizontal-relative:margin;mso-position-vertical:absolute;mso-position-vertical-relative:text;mso-width-percent:0;mso-height-percent:0;mso-width-relative:page;mso-height-relative:page;v-text-anchor:top" o:gfxdata="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" stroked="f">
                 <v:fill color2="navy" angle="90" focus="100%" type="gradient"/>
@@ -7893,7 +7893,7 @@
               </wp:anchor>
             </w:drawing>
           </mc:Choice>
-          <mc:Fallback xmlns:w16cid="http://schemas.microsoft.com/office/word/2016/wordml/cid" xmlns:am3d="http://schemas.microsoft.com/office/drawing/2017/model3d" xmlns:aink="http://schemas.microsoft.com/office/drawing/2016/ink" xmlns:cx8="http://schemas.microsoft.com/office/drawing/2016/5/14/chartex" xmlns:cx7="http://schemas.microsoft.com/office/drawing/2016/5/13/chartex" xmlns:cx6="http://schemas.microsoft.com/office/drawing/2016/5/12/chartex" xmlns:cx5="http://schemas.microsoft.com/office/drawing/2016/5/11/chartex" xmlns:cx4="http://schemas.microsoft.com/office/drawing/2016/5/10/chartex" xmlns:cx3="http://schemas.microsoft.com/office/drawing/2016/5/9/chartex" xmlns:cx2="http://schemas.microsoft.com/office/drawing/2015/10/21/chartex" xmlns:cx1="http://schemas.microsoft.com/office/drawing/2015/9/8/chartex">
+          <mc:Fallback xmlns:cx1="http://schemas.microsoft.com/office/drawing/2015/9/8/chartex" xmlns:cx2="http://schemas.microsoft.com/office/drawing/2015/10/21/chartex" xmlns:cx3="http://schemas.microsoft.com/office/drawing/2016/5/9/chartex" xmlns:cx4="http://schemas.microsoft.com/office/drawing/2016/5/10/chartex" xmlns:cx5="http://schemas.microsoft.com/office/drawing/2016/5/11/chartex" xmlns:cx6="http://schemas.microsoft.com/office/drawing/2016/5/12/chartex" xmlns:cx7="http://schemas.microsoft.com/office/drawing/2016/5/13/chartex" xmlns:cx8="http://schemas.microsoft.com/office/drawing/2016/5/14/chartex" xmlns:aink="http://schemas.microsoft.com/office/drawing/2016/ink" xmlns:am3d="http://schemas.microsoft.com/office/drawing/2017/model3d" xmlns:w16cid="http://schemas.microsoft.com/office/word/2016/wordml/cid">
             <w:pict>
               <v:rect w14:anchorId="7A22AAB4" id="직사각형 65" o:spid="_x0000_s1026" style="position:absolute;left:0;text-align:left;margin-left:380.8pt;margin-top:.75pt;width:6in;height:9pt;z-index:251667456;visibility:visible;mso-wrap-style:square;mso-width-percent:0;mso-height-percent:0;mso-wrap-distance-left:9pt;mso-wrap-distance-top:0;mso-wrap-distance-right:9pt;mso-wrap-distance-bottom:0;mso-position-horizontal:right;mso-position-horizontal-relative:margin;mso-position-vertical:absolute;mso-position-vertical-relative:text;mso-width-percent:0;mso-height-percent:0;mso-width-relative:page;mso-height-relative:page;v-text-anchor:top" o:gfxdata="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" stroked="f">
                 <v:fill color2="navy" angle="90" focus="100%" type="gradient"/>
@@ -14306,8 +14306,8 @@
         </w:rPr>
         <w:drawing>
           <wp:inline distT="0" distB="0" distL="0" distR="0" wp14:anchorId="7C5D8C2F" wp14:editId="32D999BB">
-            <wp:extent cx="5939790" cy="2529840"/>
-            <wp:effectExtent l="0" t="0" r="3810" b="3810"/>
+            <wp:extent cx="5938052" cy="1354015"/>
+            <wp:effectExtent l="0" t="0" r="5715" b="0"/>
             <wp:docPr id="20" name="그림 20"/>
             <wp:cNvGraphicFramePr>
               <a:graphicFrameLocks xmlns:a="http://schemas.openxmlformats.org/drawingml/2006/main" noChangeAspect="1"/>
@@ -14319,20 +14319,27 @@
                     <pic:cNvPr id="1" name=""/>
                     <pic:cNvPicPr/>
                   </pic:nvPicPr>
-                  <pic:blipFill>
+                  <pic:blipFill rotWithShape="1">
                     <a:blip r:embed="rId42"/>
-                    <a:stretch>
-                      <a:fillRect/>
-                    </a:stretch>
+                    <a:srcRect b="46462"/>
+                    <a:stretch/>
                   </pic:blipFill>
-                  <pic:spPr>
+                  <pic:spPr bwMode="auto">
                     <a:xfrm>
                       <a:off x="0" y="0"/>
-                      <a:ext cx="5939790" cy="2529840"/>
+                      <a:ext cx="5939790" cy="1354411"/>
                     </a:xfrm>
                     <a:prstGeom prst="rect">
                       <a:avLst/>
                     </a:prstGeom>
+                    <a:ln>
+                      <a:noFill/>
+                    </a:ln>
+                    <a:extLst>
+                      <a:ext uri="{53640926-AAD7-44D8-BBD7-CCE9431645EC}">
+                        <a14:shadowObscured xmlns:a14="http://schemas.microsoft.com/office/drawing/2010/main"/>
+                      </a:ext>
+                    </a:extLst>
                   </pic:spPr>
                 </pic:pic>
               </a:graphicData>
@@ -14340,11 +14347,243 @@
           </wp:inline>
         </w:drawing>
       </w:r>
-      <w:r>
-        <w:rPr>
-          <w:rFonts w:ascii="Verdana" w:eastAsia="굴림" w:hAnsi="Verdana" w:cs="굴림"/>
-          <w:b/>
-          <w:bCs/>
+    </w:p>
+    <w:p>
+      <w:pPr>
+        <w:pStyle w:val="a6"/>
+        <w:widowControl/>
+        <w:numPr>
+          <w:ilvl w:val="1"/>
+          <w:numId w:val="15"/>
+        </w:numPr>
+        <w:shd w:val="clear" w:color="auto" w:fill="FFFFFF"/>
+        <w:wordWrap/>
+        <w:autoSpaceDE/>
+        <w:autoSpaceDN/>
+        <w:spacing w:before="100" w:beforeAutospacing="1" w:after="100" w:afterAutospacing="1" w:line="240" w:lineRule="auto"/>
+        <w:ind w:leftChars="0"/>
+        <w:jc w:val="left"/>
+        <w:rPr>
+          <w:rFonts w:ascii="Verdana" w:eastAsia="굴림" w:hAnsi="Verdana" w:cs="굴림"/>
+          <w:color w:val="333333"/>
+          <w:kern w:val="0"/>
+          <w:sz w:val="18"/>
+          <w:szCs w:val="18"/>
+        </w:rPr>
+      </w:pPr>
+      <w:r>
+        <w:rPr>
+          <w:rFonts w:ascii="Verdana" w:eastAsia="굴림" w:hAnsi="Verdana" w:cs="굴림"/>
+          <w:color w:val="333333"/>
+          <w:kern w:val="0"/>
+          <w:sz w:val="18"/>
+          <w:szCs w:val="18"/>
+        </w:rPr>
+        <w:t xml:space="preserve">ezEKP </w:t>
+      </w:r>
+      <w:r>
+        <w:rPr>
+          <w:rFonts w:ascii="Verdana" w:eastAsia="굴림" w:hAnsi="Verdana" w:cs="굴림" w:hint="eastAsia"/>
+          <w:color w:val="333333"/>
+          <w:kern w:val="0"/>
+          <w:sz w:val="18"/>
+          <w:szCs w:val="18"/>
+        </w:rPr>
+        <w:t>와</w:t>
+      </w:r>
+      <w:r>
+        <w:rPr>
+          <w:rFonts w:ascii="Verdana" w:eastAsia="굴림" w:hAnsi="Verdana" w:cs="굴림" w:hint="eastAsia"/>
+          <w:color w:val="333333"/>
+          <w:kern w:val="0"/>
+          <w:sz w:val="18"/>
+          <w:szCs w:val="18"/>
+        </w:rPr>
+        <w:t xml:space="preserve"> </w:t>
+      </w:r>
+      <w:r>
+        <w:rPr>
+          <w:rFonts w:ascii="Verdana" w:eastAsia="굴림" w:hAnsi="Verdana" w:cs="굴림" w:hint="eastAsia"/>
+          <w:color w:val="333333"/>
+          <w:kern w:val="0"/>
+          <w:sz w:val="18"/>
+          <w:szCs w:val="18"/>
+        </w:rPr>
+        <w:t>동일한</w:t>
+      </w:r>
+      <w:r>
+        <w:rPr>
+          <w:rFonts w:ascii="Verdana" w:eastAsia="굴림" w:hAnsi="Verdana" w:cs="굴림" w:hint="eastAsia"/>
+          <w:color w:val="333333"/>
+          <w:kern w:val="0"/>
+          <w:sz w:val="18"/>
+          <w:szCs w:val="18"/>
+        </w:rPr>
+        <w:t xml:space="preserve"> </w:t>
+      </w:r>
+      <w:r>
+        <w:rPr>
+          <w:rFonts w:ascii="Verdana" w:eastAsia="굴림" w:hAnsi="Verdana" w:cs="굴림" w:hint="eastAsia"/>
+          <w:color w:val="333333"/>
+          <w:kern w:val="0"/>
+          <w:sz w:val="18"/>
+          <w:szCs w:val="18"/>
+        </w:rPr>
+        <w:t>서버에</w:t>
+      </w:r>
+      <w:r>
+        <w:rPr>
+          <w:rFonts w:ascii="Verdana" w:eastAsia="굴림" w:hAnsi="Verdana" w:cs="굴림" w:hint="eastAsia"/>
+          <w:color w:val="333333"/>
+          <w:kern w:val="0"/>
+          <w:sz w:val="18"/>
+          <w:szCs w:val="18"/>
+        </w:rPr>
+        <w:t xml:space="preserve"> </w:t>
+      </w:r>
+      <w:r>
+        <w:rPr>
+          <w:rFonts w:ascii="Verdana" w:eastAsia="굴림" w:hAnsi="Verdana" w:cs="굴림" w:hint="eastAsia"/>
+          <w:color w:val="333333"/>
+          <w:kern w:val="0"/>
+          <w:sz w:val="18"/>
+          <w:szCs w:val="18"/>
+        </w:rPr>
+        <w:t>설치하는</w:t>
+      </w:r>
+      <w:r>
+        <w:rPr>
+          <w:rFonts w:ascii="Verdana" w:eastAsia="굴림" w:hAnsi="Verdana" w:cs="굴림" w:hint="eastAsia"/>
+          <w:color w:val="333333"/>
+          <w:kern w:val="0"/>
+          <w:sz w:val="18"/>
+          <w:szCs w:val="18"/>
+        </w:rPr>
+        <w:t xml:space="preserve"> </w:t>
+      </w:r>
+      <w:r>
+        <w:rPr>
+          <w:rFonts w:ascii="Verdana" w:eastAsia="굴림" w:hAnsi="Verdana" w:cs="굴림" w:hint="eastAsia"/>
+          <w:color w:val="333333"/>
+          <w:kern w:val="0"/>
+          <w:sz w:val="18"/>
+          <w:szCs w:val="18"/>
+        </w:rPr>
+        <w:t>것이라면</w:t>
+      </w:r>
+      <w:r>
+        <w:rPr>
+          <w:rFonts w:ascii="Verdana" w:eastAsia="굴림" w:hAnsi="Verdana" w:cs="굴림" w:hint="eastAsia"/>
+          <w:color w:val="333333"/>
+          <w:kern w:val="0"/>
+          <w:sz w:val="18"/>
+          <w:szCs w:val="18"/>
+        </w:rPr>
+        <w:t xml:space="preserve"> </w:t>
+      </w:r>
+      <w:r>
+        <w:rPr>
+          <w:rFonts w:ascii="Verdana" w:eastAsia="굴림" w:hAnsi="Verdana" w:cs="굴림"/>
+          <w:color w:val="333333"/>
+          <w:kern w:val="0"/>
+          <w:sz w:val="18"/>
+          <w:szCs w:val="18"/>
+        </w:rPr>
+        <w:t>y</w:t>
+      </w:r>
+      <w:r>
+        <w:rPr>
+          <w:rFonts w:ascii="Verdana" w:eastAsia="굴림" w:hAnsi="Verdana" w:cs="굴림" w:hint="eastAsia"/>
+          <w:color w:val="333333"/>
+          <w:kern w:val="0"/>
+          <w:sz w:val="18"/>
+          <w:szCs w:val="18"/>
+        </w:rPr>
+        <w:t>를</w:t>
+      </w:r>
+      <w:r>
+        <w:rPr>
+          <w:rFonts w:ascii="Verdana" w:eastAsia="굴림" w:hAnsi="Verdana" w:cs="굴림" w:hint="eastAsia"/>
+          <w:color w:val="333333"/>
+          <w:kern w:val="0"/>
+          <w:sz w:val="18"/>
+          <w:szCs w:val="18"/>
+        </w:rPr>
+        <w:t xml:space="preserve"> </w:t>
+      </w:r>
+      <w:r>
+        <w:rPr>
+          <w:rFonts w:ascii="Verdana" w:eastAsia="굴림" w:hAnsi="Verdana" w:cs="굴림" w:hint="eastAsia"/>
+          <w:color w:val="333333"/>
+          <w:kern w:val="0"/>
+          <w:sz w:val="18"/>
+          <w:szCs w:val="18"/>
+        </w:rPr>
+        <w:t>아니라면</w:t>
+      </w:r>
+      <w:r>
+        <w:rPr>
+          <w:rFonts w:ascii="Verdana" w:eastAsia="굴림" w:hAnsi="Verdana" w:cs="굴림" w:hint="eastAsia"/>
+          <w:color w:val="333333"/>
+          <w:kern w:val="0"/>
+          <w:sz w:val="18"/>
+          <w:szCs w:val="18"/>
+        </w:rPr>
+        <w:t xml:space="preserve"> </w:t>
+      </w:r>
+      <w:r>
+        <w:rPr>
+          <w:rFonts w:ascii="Verdana" w:eastAsia="굴림" w:hAnsi="Verdana" w:cs="굴림"/>
+          <w:color w:val="333333"/>
+          <w:kern w:val="0"/>
+          <w:sz w:val="18"/>
+          <w:szCs w:val="18"/>
+        </w:rPr>
+        <w:t xml:space="preserve">n </w:t>
+      </w:r>
+      <w:r>
+        <w:rPr>
+          <w:rFonts w:ascii="Verdana" w:eastAsia="굴림" w:hAnsi="Verdana" w:cs="굴림" w:hint="eastAsia"/>
+          <w:color w:val="333333"/>
+          <w:kern w:val="0"/>
+          <w:sz w:val="18"/>
+          <w:szCs w:val="18"/>
+        </w:rPr>
+        <w:t>또는</w:t>
+      </w:r>
+      <w:r>
+        <w:rPr>
+          <w:rFonts w:ascii="Verdana" w:eastAsia="굴림" w:hAnsi="Verdana" w:cs="굴림" w:hint="eastAsia"/>
+          <w:color w:val="333333"/>
+          <w:kern w:val="0"/>
+          <w:sz w:val="18"/>
+          <w:szCs w:val="18"/>
+        </w:rPr>
+        <w:t xml:space="preserve"> </w:t>
+      </w:r>
+      <w:r>
+        <w:rPr>
+          <w:rFonts w:ascii="Verdana" w:eastAsia="굴림" w:hAnsi="Verdana" w:cs="굴림" w:hint="eastAsia"/>
+          <w:color w:val="333333"/>
+          <w:kern w:val="0"/>
+          <w:sz w:val="18"/>
+          <w:szCs w:val="18"/>
+        </w:rPr>
+        <w:t>엔터한다</w:t>
+      </w:r>
+      <w:r>
+        <w:rPr>
+          <w:rFonts w:ascii="Verdana" w:eastAsia="굴림" w:hAnsi="Verdana" w:cs="굴림" w:hint="eastAsia"/>
+          <w:color w:val="333333"/>
+          <w:kern w:val="0"/>
+          <w:sz w:val="18"/>
+          <w:szCs w:val="18"/>
+        </w:rPr>
+        <w:t>.</w:t>
+      </w:r>
+      <w:r>
+        <w:rPr>
+          <w:rFonts w:ascii="Verdana" w:eastAsia="굴림" w:hAnsi="Verdana" w:cs="굴림"/>
           <w:color w:val="333333"/>
           <w:kern w:val="0"/>
           <w:sz w:val="18"/>
@@ -14352,6 +14591,65 @@
         </w:rPr>
         <w:br/>
       </w:r>
+      <w:r>
+        <w:rPr>
+          <w:noProof/>
+        </w:rPr>
+        <w:drawing>
+          <wp:inline distT="0" distB="0" distL="0" distR="0" wp14:anchorId="3991816C" wp14:editId="1E1ED6F1">
+            <wp:extent cx="4210050" cy="186836"/>
+            <wp:effectExtent l="0" t="0" r="0" b="3810"/>
+            <wp:docPr id="5" name="그림 5"/>
+            <wp:cNvGraphicFramePr>
+              <a:graphicFrameLocks xmlns:a="http://schemas.openxmlformats.org/drawingml/2006/main" noChangeAspect="1"/>
+            </wp:cNvGraphicFramePr>
+            <a:graphic xmlns:a="http://schemas.openxmlformats.org/drawingml/2006/main">
+              <a:graphicData uri="http://schemas.openxmlformats.org/drawingml/2006/picture">
+                <pic:pic xmlns:pic="http://schemas.openxmlformats.org/drawingml/2006/picture">
+                  <pic:nvPicPr>
+                    <pic:cNvPr id="1" name=""/>
+                    <pic:cNvPicPr/>
+                  </pic:nvPicPr>
+                  <pic:blipFill rotWithShape="1">
+                    <a:blip r:embed="rId43"/>
+                    <a:srcRect t="27351"/>
+                    <a:stretch/>
+                  </pic:blipFill>
+                  <pic:spPr bwMode="auto">
+                    <a:xfrm>
+                      <a:off x="0" y="0"/>
+                      <a:ext cx="4210050" cy="186836"/>
+                    </a:xfrm>
+                    <a:prstGeom prst="rect">
+                      <a:avLst/>
+                    </a:prstGeom>
+                    <a:ln>
+                      <a:noFill/>
+                    </a:ln>
+                    <a:extLst>
+                      <a:ext uri="{53640926-AAD7-44D8-BBD7-CCE9431645EC}">
+                        <a14:shadowObscured xmlns:a14="http://schemas.microsoft.com/office/drawing/2010/main"/>
+                      </a:ext>
+                    </a:extLst>
+                  </pic:spPr>
+                </pic:pic>
+              </a:graphicData>
+            </a:graphic>
+          </wp:inline>
+        </w:drawing>
+      </w:r>
+      <w:r>
+        <w:rPr>
+          <w:rFonts w:ascii="Verdana" w:eastAsia="굴림" w:hAnsi="Verdana" w:cs="굴림"/>
+          <w:color w:val="333333"/>
+          <w:kern w:val="0"/>
+          <w:sz w:val="18"/>
+          <w:szCs w:val="18"/>
+        </w:rPr>
+        <w:br/>
+      </w:r>
+      <w:bookmarkStart w:id="72" w:name="_GoBack"/>
+      <w:bookmarkEnd w:id="72"/>
     </w:p>
     <w:p>
       <w:pPr>
@@ -14445,212 +14743,6 @@
             <wp:extent cx="5939790" cy="2491740"/>
             <wp:effectExtent l="0" t="0" r="3810" b="3810"/>
             <wp:docPr id="21" name="그림 21"/>
-            <wp:cNvGraphicFramePr>
-              <a:graphicFrameLocks xmlns:a="http://schemas.openxmlformats.org/drawingml/2006/main" noChangeAspect="1"/>
-            </wp:cNvGraphicFramePr>
-            <a:graphic xmlns:a="http://schemas.openxmlformats.org/drawingml/2006/main">
-              <a:graphicData uri="http://schemas.openxmlformats.org/drawingml/2006/picture">
-                <pic:pic xmlns:pic="http://schemas.openxmlformats.org/drawingml/2006/picture">
-                  <pic:nvPicPr>
-                    <pic:cNvPr id="1" name=""/>
-                    <pic:cNvPicPr/>
-                  </pic:nvPicPr>
-                  <pic:blipFill>
-                    <a:blip r:embed="rId43"/>
-                    <a:stretch>
-                      <a:fillRect/>
-                    </a:stretch>
-                  </pic:blipFill>
-                  <pic:spPr>
-                    <a:xfrm>
-                      <a:off x="0" y="0"/>
-                      <a:ext cx="5939790" cy="2491740"/>
-                    </a:xfrm>
-                    <a:prstGeom prst="rect">
-                      <a:avLst/>
-                    </a:prstGeom>
-                  </pic:spPr>
-                </pic:pic>
-              </a:graphicData>
-            </a:graphic>
-          </wp:inline>
-        </w:drawing>
-      </w:r>
-      <w:r>
-        <w:rPr>
-          <w:rFonts w:ascii="Verdana" w:eastAsia="굴림" w:hAnsi="Verdana" w:cs="굴림"/>
-          <w:b/>
-          <w:bCs/>
-          <w:color w:val="333333"/>
-          <w:kern w:val="0"/>
-          <w:sz w:val="18"/>
-          <w:szCs w:val="18"/>
-        </w:rPr>
-        <w:br/>
-      </w:r>
-    </w:p>
-    <w:p>
-      <w:pPr>
-        <w:pStyle w:val="a6"/>
-        <w:widowControl/>
-        <w:numPr>
-          <w:ilvl w:val="0"/>
-          <w:numId w:val="15"/>
-        </w:numPr>
-        <w:shd w:val="clear" w:color="auto" w:fill="FFFFFF"/>
-        <w:wordWrap/>
-        <w:autoSpaceDE/>
-        <w:autoSpaceDN/>
-        <w:spacing w:before="100" w:beforeAutospacing="1" w:after="100" w:afterAutospacing="1" w:line="240" w:lineRule="auto"/>
-        <w:ind w:leftChars="0"/>
-        <w:jc w:val="left"/>
-        <w:rPr>
-          <w:rFonts w:ascii="Verdana" w:eastAsia="굴림" w:hAnsi="Verdana" w:cs="굴림"/>
-          <w:color w:val="333333"/>
-          <w:kern w:val="0"/>
-          <w:sz w:val="18"/>
-          <w:szCs w:val="18"/>
-        </w:rPr>
-      </w:pPr>
-      <w:r>
-        <w:rPr>
-          <w:rFonts w:ascii="Verdana" w:eastAsia="굴림" w:hAnsi="Verdana" w:cs="굴림"/>
-          <w:b/>
-          <w:bCs/>
-          <w:color w:val="333333"/>
-          <w:kern w:val="0"/>
-          <w:sz w:val="18"/>
-          <w:szCs w:val="18"/>
-        </w:rPr>
-        <w:t xml:space="preserve">#6. </w:t>
-      </w:r>
-      <w:r>
-        <w:rPr>
-          <w:rFonts w:ascii="Verdana" w:eastAsia="굴림" w:hAnsi="Verdana" w:cs="굴림" w:hint="eastAsia"/>
-          <w:b/>
-          <w:bCs/>
-          <w:color w:val="333333"/>
-          <w:kern w:val="0"/>
-          <w:sz w:val="18"/>
-          <w:szCs w:val="18"/>
-        </w:rPr>
-        <w:t>설치</w:t>
-      </w:r>
-      <w:r>
-        <w:rPr>
-          <w:rFonts w:ascii="Verdana" w:eastAsia="굴림" w:hAnsi="Verdana" w:cs="굴림" w:hint="eastAsia"/>
-          <w:b/>
-          <w:bCs/>
-          <w:color w:val="333333"/>
-          <w:kern w:val="0"/>
-          <w:sz w:val="18"/>
-          <w:szCs w:val="18"/>
-        </w:rPr>
-        <w:t xml:space="preserve"> </w:t>
-      </w:r>
-      <w:r>
-        <w:rPr>
-          <w:rFonts w:ascii="Verdana" w:eastAsia="굴림" w:hAnsi="Verdana" w:cs="굴림" w:hint="eastAsia"/>
-          <w:b/>
-          <w:bCs/>
-          <w:color w:val="333333"/>
-          <w:kern w:val="0"/>
-          <w:sz w:val="18"/>
-          <w:szCs w:val="18"/>
-        </w:rPr>
-        <w:t>완료</w:t>
-      </w:r>
-      <w:r>
-        <w:rPr>
-          <w:rFonts w:ascii="Verdana" w:eastAsia="굴림" w:hAnsi="Verdana" w:cs="굴림" w:hint="eastAsia"/>
-          <w:b/>
-          <w:bCs/>
-          <w:color w:val="333333"/>
-          <w:kern w:val="0"/>
-          <w:sz w:val="18"/>
-          <w:szCs w:val="18"/>
-        </w:rPr>
-        <w:t xml:space="preserve"> </w:t>
-      </w:r>
-      <w:r>
-        <w:rPr>
-          <w:rFonts w:ascii="Verdana" w:eastAsia="굴림" w:hAnsi="Verdana" w:cs="굴림" w:hint="eastAsia"/>
-          <w:b/>
-          <w:bCs/>
-          <w:color w:val="333333"/>
-          <w:kern w:val="0"/>
-          <w:sz w:val="18"/>
-          <w:szCs w:val="18"/>
-        </w:rPr>
-        <w:t>후</w:t>
-      </w:r>
-      <w:r>
-        <w:rPr>
-          <w:rFonts w:ascii="Verdana" w:eastAsia="굴림" w:hAnsi="Verdana" w:cs="굴림" w:hint="eastAsia"/>
-          <w:b/>
-          <w:bCs/>
-          <w:color w:val="333333"/>
-          <w:kern w:val="0"/>
-          <w:sz w:val="18"/>
-          <w:szCs w:val="18"/>
-        </w:rPr>
-        <w:t xml:space="preserve"> </w:t>
-      </w:r>
-      <w:r>
-        <w:rPr>
-          <w:rFonts w:ascii="Verdana" w:eastAsia="굴림" w:hAnsi="Verdana" w:cs="굴림" w:hint="eastAsia"/>
-          <w:b/>
-          <w:bCs/>
-          <w:color w:val="333333"/>
-          <w:kern w:val="0"/>
-          <w:sz w:val="18"/>
-          <w:szCs w:val="18"/>
-        </w:rPr>
-        <w:t>환경변수</w:t>
-      </w:r>
-      <w:r>
-        <w:rPr>
-          <w:rFonts w:ascii="Verdana" w:eastAsia="굴림" w:hAnsi="Verdana" w:cs="굴림" w:hint="eastAsia"/>
-          <w:b/>
-          <w:bCs/>
-          <w:color w:val="333333"/>
-          <w:kern w:val="0"/>
-          <w:sz w:val="18"/>
-          <w:szCs w:val="18"/>
-        </w:rPr>
-        <w:t xml:space="preserve"> </w:t>
-      </w:r>
-      <w:r>
-        <w:rPr>
-          <w:rFonts w:ascii="Verdana" w:eastAsia="굴림" w:hAnsi="Verdana" w:cs="굴림" w:hint="eastAsia"/>
-          <w:b/>
-          <w:bCs/>
-          <w:color w:val="333333"/>
-          <w:kern w:val="0"/>
-          <w:sz w:val="18"/>
-          <w:szCs w:val="18"/>
-        </w:rPr>
-        <w:t>적용</w:t>
-      </w:r>
-      <w:r>
-        <w:rPr>
-          <w:rFonts w:ascii="Verdana" w:eastAsia="굴림" w:hAnsi="Verdana" w:cs="굴림"/>
-          <w:color w:val="333333"/>
-          <w:kern w:val="0"/>
-          <w:sz w:val="18"/>
-          <w:szCs w:val="18"/>
-        </w:rPr>
-        <w:br/>
-      </w:r>
-      <w:r>
-        <w:rPr>
-          <w:noProof/>
-        </w:rPr>
-        <w:drawing>
-          <wp:inline distT="0" distB="0" distL="0" distR="0" wp14:anchorId="6FB177D0" wp14:editId="3BD2D6FB">
-            <wp:extent cx="4886325" cy="266700"/>
-            <wp:effectExtent l="0" t="0" r="9525" b="0"/>
-            <wp:docPr id="22" name="그림 22"/>
             <wp:cNvGraphicFramePr>
               <a:graphicFrameLocks xmlns:a="http://schemas.openxmlformats.org/drawingml/2006/main" noChangeAspect="1"/>
             </wp:cNvGraphicFramePr>
@@ -14670,7 +14762,7 @@
                   <pic:spPr>
                     <a:xfrm>
                       <a:off x="0" y="0"/>
-                      <a:ext cx="4886325" cy="266700"/>
+                      <a:ext cx="5939790" cy="2491740"/>
                     </a:xfrm>
                     <a:prstGeom prst="rect">
                       <a:avLst/>
@@ -14685,6 +14777,8 @@
       <w:r>
         <w:rPr>
           <w:rFonts w:ascii="Verdana" w:eastAsia="굴림" w:hAnsi="Verdana" w:cs="굴림"/>
+          <w:b/>
+          <w:bCs/>
           <w:color w:val="333333"/>
           <w:kern w:val="0"/>
           <w:sz w:val="18"/>
@@ -14695,101 +14789,18 @@
     </w:p>
     <w:p>
       <w:pPr>
-        <w:pStyle w:val="1"/>
+        <w:pStyle w:val="a6"/>
+        <w:widowControl/>
         <w:numPr>
-          <w:ilvl w:val="1"/>
-          <w:numId w:val="14"/>
+          <w:ilvl w:val="0"/>
+          <w:numId w:val="15"/>
         </w:numPr>
-      </w:pPr>
-      <w:r>
-        <w:t>ezFlow 테넌트 콘피그 설정</w:t>
-      </w:r>
-    </w:p>
-    <w:p>
-      <w:r>
-        <w:rPr>
-          <w:rFonts w:hint="eastAsia"/>
-        </w:rPr>
-        <w:t xml:space="preserve">매일 오전에 </w:t>
-      </w:r>
-      <w:r>
-        <w:t>ezTalkSyncServer</w:t>
-      </w:r>
-      <w:r>
-        <w:rPr>
-          <w:rFonts w:hint="eastAsia"/>
-        </w:rPr>
-        <w:t>의 스케줄러가 인사연동을 진행하는데,</w:t>
-      </w:r>
-      <w:r>
-        <w:t xml:space="preserve"> </w:t>
-      </w:r>
-      <w:r>
-        <w:rPr>
-          <w:rFonts w:hint="eastAsia"/>
-        </w:rPr>
-        <w:t>직접 적용하고 싶을 때 수동으로 동기화 해주는 기능을 테넌트 콘피그에서 킬 수 있다.</w:t>
-      </w:r>
-    </w:p>
-    <w:p>
-      <w:r>
-        <w:t>UseBizmekaTalk</w:t>
-      </w:r>
-      <w:r>
-        <w:rPr>
-          <w:rFonts w:hint="eastAsia"/>
-        </w:rPr>
-        <w:t xml:space="preserve">을 </w:t>
-      </w:r>
-      <w:r>
-        <w:t>YES</w:t>
-      </w:r>
-      <w:r>
-        <w:rPr>
-          <w:rFonts w:hint="eastAsia"/>
-        </w:rPr>
-        <w:t>로 하고</w:t>
-      </w:r>
-      <w:r>
-        <w:br/>
-        <w:t>ezTalkSyncServerUrl</w:t>
-      </w:r>
-      <w:r>
-        <w:rPr>
-          <w:rFonts w:hint="eastAsia"/>
-        </w:rPr>
-        <w:t>을 톡 서버의 주소로 한다.</w:t>
-      </w:r>
-      <w:r>
-        <w:t xml:space="preserve"> </w:t>
-      </w:r>
-      <w:r>
-        <w:rPr>
-          <w:rFonts w:hint="eastAsia"/>
-        </w:rPr>
-        <w:t>프로토콜:</w:t>
-      </w:r>
-      <w:r>
-        <w:t>//</w:t>
-      </w:r>
-      <w:r>
-        <w:rPr>
-          <w:rFonts w:hint="eastAsia"/>
-        </w:rPr>
-        <w:t>주소:</w:t>
-      </w:r>
-      <w:r>
-        <w:t>9092</w:t>
-      </w:r>
-    </w:p>
-    <w:p>
-      <w:pPr>
-        <w:widowControl/>
         <w:shd w:val="clear" w:color="auto" w:fill="FFFFFF"/>
         <w:wordWrap/>
         <w:autoSpaceDE/>
         <w:autoSpaceDN/>
         <w:spacing w:before="100" w:beforeAutospacing="1" w:after="100" w:afterAutospacing="1" w:line="240" w:lineRule="auto"/>
+        <w:ind w:leftChars="0"/>
         <w:jc w:val="left"/>
         <w:rPr>
           <w:rFonts w:ascii="Verdana" w:eastAsia="굴림" w:hAnsi="Verdana" w:cs="굴림"/>
@@ -14802,497 +14813,142 @@
       <w:r>
         <w:rPr>
           <w:rFonts w:ascii="Verdana" w:eastAsia="굴림" w:hAnsi="Verdana" w:cs="굴림"/>
-          <w:color w:val="333333"/>
-          <w:kern w:val="0"/>
-          <w:sz w:val="18"/>
-          <w:szCs w:val="18"/>
-        </w:rPr>
-        <w:t>UPDATE `jmocha`.`tbl_tenant_config` SET `PROPERTY_VALUE` = 'YES' WHERE (`TENANT_ID` = '0') and (`PROPERTY_NAME` = 'UseBizmekaTalk');</w:t>
-      </w:r>
-    </w:p>
-    <w:p>
-      <w:pPr>
-        <w:widowControl/>
-        <w:shd w:val="clear" w:color="auto" w:fill="FFFFFF"/>
-        <w:wordWrap/>
-        <w:autoSpaceDE/>
-        <w:autoSpaceDN/>
-        <w:spacing w:before="100" w:beforeAutospacing="1" w:after="100" w:afterAutospacing="1" w:line="240" w:lineRule="auto"/>
-        <w:jc w:val="left"/>
-        <w:rPr>
-          <w:rFonts w:ascii="Verdana" w:eastAsia="굴림" w:hAnsi="Verdana" w:cs="굴림"/>
-          <w:color w:val="333333"/>
-          <w:kern w:val="0"/>
-          <w:sz w:val="18"/>
-          <w:szCs w:val="18"/>
-        </w:rPr>
-      </w:pPr>
-      <w:r>
-        <w:rPr>
-          <w:rFonts w:ascii="Verdana" w:eastAsia="굴림" w:hAnsi="Verdana" w:cs="굴림"/>
-          <w:color w:val="333333"/>
-          <w:kern w:val="0"/>
-          <w:sz w:val="18"/>
-          <w:szCs w:val="18"/>
-        </w:rPr>
-        <w:lastRenderedPageBreak/>
-        <w:t>UPDATE `jmocha`.`tbl_tenant_config` SET `PROPERTY_VALUE` = 'http://127.0.0.1:9092' WHERE (`TENANT_ID` = '0') and (`PROPERTY_NAME` = 'ezTalkSyncServerUrl');</w:t>
-      </w:r>
-    </w:p>
-    <w:p>
-      <w:pPr>
-        <w:widowControl/>
-        <w:shd w:val="clear" w:color="auto" w:fill="FFFFFF"/>
-        <w:wordWrap/>
-        <w:autoSpaceDE/>
-        <w:autoSpaceDN/>
-        <w:spacing w:before="100" w:beforeAutospacing="1" w:after="100" w:afterAutospacing="1" w:line="240" w:lineRule="auto"/>
-        <w:jc w:val="left"/>
-        <w:rPr>
-          <w:rFonts w:ascii="Verdana" w:eastAsia="굴림" w:hAnsi="Verdana" w:cs="굴림"/>
-          <w:color w:val="333333"/>
-          <w:kern w:val="0"/>
-          <w:sz w:val="18"/>
-          <w:szCs w:val="18"/>
-        </w:rPr>
-      </w:pPr>
-      <w:r>
-        <w:rPr>
-          <w:rFonts w:ascii="Verdana" w:eastAsia="굴림" w:hAnsi="Verdana" w:cs="굴림" w:hint="eastAsia"/>
-          <w:color w:val="333333"/>
-          <w:kern w:val="0"/>
-          <w:sz w:val="18"/>
-          <w:szCs w:val="18"/>
-        </w:rPr>
-        <w:t>이후</w:t>
-      </w:r>
-      <w:r>
-        <w:rPr>
-          <w:rFonts w:ascii="Verdana" w:eastAsia="굴림" w:hAnsi="Verdana" w:cs="굴림" w:hint="eastAsia"/>
-          <w:color w:val="333333"/>
-          <w:kern w:val="0"/>
-          <w:sz w:val="18"/>
-          <w:szCs w:val="18"/>
-        </w:rPr>
-        <w:t xml:space="preserve"> </w:t>
-      </w:r>
-      <w:r>
-        <w:rPr>
-          <w:rFonts w:ascii="Verdana" w:eastAsia="굴림" w:hAnsi="Verdana" w:cs="굴림" w:hint="eastAsia"/>
-          <w:color w:val="333333"/>
-          <w:kern w:val="0"/>
-          <w:sz w:val="18"/>
-          <w:szCs w:val="18"/>
-        </w:rPr>
-        <w:t>전체</w:t>
-      </w:r>
-      <w:r>
-        <w:rPr>
-          <w:rFonts w:ascii="Verdana" w:eastAsia="굴림" w:hAnsi="Verdana" w:cs="굴림" w:hint="eastAsia"/>
-          <w:color w:val="333333"/>
-          <w:kern w:val="0"/>
-          <w:sz w:val="18"/>
-          <w:szCs w:val="18"/>
-        </w:rPr>
-        <w:t xml:space="preserve"> </w:t>
-      </w:r>
-      <w:r>
-        <w:rPr>
-          <w:rFonts w:ascii="Verdana" w:eastAsia="굴림" w:hAnsi="Verdana" w:cs="굴림" w:hint="eastAsia"/>
-          <w:color w:val="333333"/>
-          <w:kern w:val="0"/>
-          <w:sz w:val="18"/>
-          <w:szCs w:val="18"/>
-        </w:rPr>
-        <w:t>관리자</w:t>
-      </w:r>
-      <w:r>
-        <w:rPr>
-          <w:rFonts w:ascii="Verdana" w:eastAsia="굴림" w:hAnsi="Verdana" w:cs="굴림" w:hint="eastAsia"/>
-          <w:color w:val="333333"/>
-          <w:kern w:val="0"/>
-          <w:sz w:val="18"/>
-          <w:szCs w:val="18"/>
-        </w:rPr>
-        <w:t xml:space="preserve"> </w:t>
-      </w:r>
-      <w:r>
-        <w:rPr>
-          <w:rFonts w:ascii="Verdana" w:eastAsia="굴림" w:hAnsi="Verdana" w:cs="굴림" w:hint="eastAsia"/>
-          <w:color w:val="333333"/>
-          <w:kern w:val="0"/>
-          <w:sz w:val="18"/>
-          <w:szCs w:val="18"/>
-        </w:rPr>
-        <w:t>권한을</w:t>
-      </w:r>
-      <w:r>
-        <w:rPr>
-          <w:rFonts w:ascii="Verdana" w:eastAsia="굴림" w:hAnsi="Verdana" w:cs="굴림" w:hint="eastAsia"/>
-          <w:color w:val="333333"/>
-          <w:kern w:val="0"/>
-          <w:sz w:val="18"/>
-          <w:szCs w:val="18"/>
-        </w:rPr>
-        <w:t xml:space="preserve"> </w:t>
-      </w:r>
-      <w:r>
-        <w:rPr>
-          <w:rFonts w:ascii="Verdana" w:eastAsia="굴림" w:hAnsi="Verdana" w:cs="굴림" w:hint="eastAsia"/>
-          <w:color w:val="333333"/>
-          <w:kern w:val="0"/>
-          <w:sz w:val="18"/>
-          <w:szCs w:val="18"/>
-        </w:rPr>
-        <w:t>가지는</w:t>
-      </w:r>
-      <w:r>
-        <w:rPr>
-          <w:rFonts w:ascii="Verdana" w:eastAsia="굴림" w:hAnsi="Verdana" w:cs="굴림" w:hint="eastAsia"/>
-          <w:color w:val="333333"/>
-          <w:kern w:val="0"/>
-          <w:sz w:val="18"/>
-          <w:szCs w:val="18"/>
-        </w:rPr>
-        <w:t xml:space="preserve"> </w:t>
-      </w:r>
-      <w:r>
-        <w:rPr>
-          <w:rFonts w:ascii="Verdana" w:eastAsia="굴림" w:hAnsi="Verdana" w:cs="굴림" w:hint="eastAsia"/>
-          <w:color w:val="333333"/>
-          <w:kern w:val="0"/>
-          <w:sz w:val="18"/>
-          <w:szCs w:val="18"/>
-        </w:rPr>
-        <w:t>계정으로</w:t>
-      </w:r>
-      <w:r>
-        <w:rPr>
-          <w:rFonts w:ascii="Verdana" w:eastAsia="굴림" w:hAnsi="Verdana" w:cs="굴림" w:hint="eastAsia"/>
-          <w:color w:val="333333"/>
-          <w:kern w:val="0"/>
-          <w:sz w:val="18"/>
-          <w:szCs w:val="18"/>
-        </w:rPr>
-        <w:t xml:space="preserve"> </w:t>
-      </w:r>
-      <w:r>
-        <w:rPr>
-          <w:rFonts w:ascii="Verdana" w:eastAsia="굴림" w:hAnsi="Verdana" w:cs="굴림" w:hint="eastAsia"/>
-          <w:color w:val="333333"/>
-          <w:kern w:val="0"/>
-          <w:sz w:val="18"/>
-          <w:szCs w:val="18"/>
-        </w:rPr>
-        <w:t>로그인</w:t>
-      </w:r>
-      <w:r>
-        <w:rPr>
-          <w:rFonts w:ascii="Verdana" w:eastAsia="굴림" w:hAnsi="Verdana" w:cs="굴림" w:hint="eastAsia"/>
-          <w:color w:val="333333"/>
-          <w:kern w:val="0"/>
-          <w:sz w:val="18"/>
-          <w:szCs w:val="18"/>
-        </w:rPr>
-        <w:t xml:space="preserve"> </w:t>
-      </w:r>
-      <w:r>
-        <w:rPr>
-          <w:rFonts w:ascii="Verdana" w:eastAsia="굴림" w:hAnsi="Verdana" w:cs="굴림" w:hint="eastAsia"/>
-          <w:color w:val="333333"/>
-          <w:kern w:val="0"/>
-          <w:sz w:val="18"/>
-          <w:szCs w:val="18"/>
-        </w:rPr>
-        <w:t>하여</w:t>
-      </w:r>
-      <w:r>
-        <w:rPr>
-          <w:rFonts w:ascii="Verdana" w:eastAsia="굴림" w:hAnsi="Verdana" w:cs="굴림" w:hint="eastAsia"/>
-          <w:color w:val="333333"/>
-          <w:kern w:val="0"/>
-          <w:sz w:val="18"/>
-          <w:szCs w:val="18"/>
-        </w:rPr>
-        <w:t xml:space="preserve"> </w:t>
-      </w:r>
-      <w:r>
-        <w:rPr>
-          <w:rFonts w:ascii="Verdana" w:eastAsia="굴림" w:hAnsi="Verdana" w:cs="굴림" w:hint="eastAsia"/>
-          <w:color w:val="333333"/>
-          <w:kern w:val="0"/>
-          <w:sz w:val="18"/>
-          <w:szCs w:val="18"/>
-        </w:rPr>
-        <w:t>관리자</w:t>
-      </w:r>
-      <w:r>
-        <w:rPr>
-          <w:rFonts w:ascii="Verdana" w:eastAsia="굴림" w:hAnsi="Verdana" w:cs="굴림" w:hint="eastAsia"/>
-          <w:color w:val="333333"/>
-          <w:kern w:val="0"/>
-          <w:sz w:val="18"/>
-          <w:szCs w:val="18"/>
-        </w:rPr>
-        <w:t xml:space="preserve"> </w:t>
-      </w:r>
-      <w:r>
-        <w:rPr>
-          <w:rFonts w:ascii="Verdana" w:eastAsia="굴림" w:hAnsi="Verdana" w:cs="굴림" w:hint="eastAsia"/>
-          <w:color w:val="333333"/>
-          <w:kern w:val="0"/>
-          <w:sz w:val="18"/>
-          <w:szCs w:val="18"/>
-        </w:rPr>
-        <w:t>페이지</w:t>
-      </w:r>
-      <w:r>
-        <w:rPr>
-          <w:rFonts w:ascii="Verdana" w:eastAsia="굴림" w:hAnsi="Verdana" w:cs="굴림" w:hint="eastAsia"/>
-          <w:color w:val="333333"/>
-          <w:kern w:val="0"/>
-          <w:sz w:val="18"/>
-          <w:szCs w:val="18"/>
-        </w:rPr>
-        <w:t xml:space="preserve"> </w:t>
-      </w:r>
-      <w:r>
-        <w:rPr>
-          <w:rFonts w:ascii="Verdana" w:eastAsia="굴림" w:hAnsi="Verdana" w:cs="굴림"/>
-          <w:color w:val="333333"/>
-          <w:kern w:val="0"/>
-          <w:sz w:val="18"/>
-          <w:szCs w:val="18"/>
-        </w:rPr>
-        <w:t xml:space="preserve">&gt; </w:t>
-      </w:r>
-      <w:r>
-        <w:rPr>
-          <w:rFonts w:ascii="Verdana" w:eastAsia="굴림" w:hAnsi="Verdana" w:cs="굴림" w:hint="eastAsia"/>
-          <w:color w:val="333333"/>
-          <w:kern w:val="0"/>
-          <w:sz w:val="18"/>
-          <w:szCs w:val="18"/>
-        </w:rPr>
-        <w:t>조직도에</w:t>
-      </w:r>
-      <w:r>
-        <w:rPr>
-          <w:rFonts w:ascii="Verdana" w:eastAsia="굴림" w:hAnsi="Verdana" w:cs="굴림" w:hint="eastAsia"/>
-          <w:color w:val="333333"/>
-          <w:kern w:val="0"/>
-          <w:sz w:val="18"/>
-          <w:szCs w:val="18"/>
-        </w:rPr>
-        <w:t xml:space="preserve"> </w:t>
-      </w:r>
-      <w:r>
-        <w:rPr>
-          <w:rFonts w:ascii="Verdana" w:eastAsia="굴림" w:hAnsi="Verdana" w:cs="굴림" w:hint="eastAsia"/>
-          <w:color w:val="333333"/>
-          <w:kern w:val="0"/>
-          <w:sz w:val="18"/>
-          <w:szCs w:val="18"/>
-        </w:rPr>
-        <w:t>들어가서</w:t>
-      </w:r>
-      <w:r>
-        <w:rPr>
-          <w:rFonts w:ascii="Verdana" w:eastAsia="굴림" w:hAnsi="Verdana" w:cs="굴림" w:hint="eastAsia"/>
-          <w:color w:val="333333"/>
-          <w:kern w:val="0"/>
-          <w:sz w:val="18"/>
-          <w:szCs w:val="18"/>
-        </w:rPr>
-        <w:t xml:space="preserve"> </w:t>
-      </w:r>
-      <w:r>
-        <w:rPr>
-          <w:rFonts w:ascii="Verdana" w:eastAsia="굴림" w:hAnsi="Verdana" w:cs="굴림" w:hint="eastAsia"/>
-          <w:color w:val="333333"/>
-          <w:kern w:val="0"/>
-          <w:sz w:val="18"/>
-          <w:szCs w:val="18"/>
-        </w:rPr>
-        <w:t>매신저</w:t>
-      </w:r>
-      <w:r>
-        <w:rPr>
-          <w:rFonts w:ascii="Verdana" w:eastAsia="굴림" w:hAnsi="Verdana" w:cs="굴림" w:hint="eastAsia"/>
-          <w:color w:val="333333"/>
-          <w:kern w:val="0"/>
-          <w:sz w:val="18"/>
-          <w:szCs w:val="18"/>
-        </w:rPr>
-        <w:t xml:space="preserve"> </w:t>
-      </w:r>
-      <w:r>
-        <w:rPr>
-          <w:rFonts w:ascii="Verdana" w:eastAsia="굴림" w:hAnsi="Verdana" w:cs="굴림" w:hint="eastAsia"/>
-          <w:color w:val="333333"/>
-          <w:kern w:val="0"/>
-          <w:sz w:val="18"/>
-          <w:szCs w:val="18"/>
-        </w:rPr>
-        <w:t>일괄적용</w:t>
-      </w:r>
-      <w:r>
-        <w:rPr>
-          <w:rFonts w:ascii="Verdana" w:eastAsia="굴림" w:hAnsi="Verdana" w:cs="굴림" w:hint="eastAsia"/>
-          <w:color w:val="333333"/>
-          <w:kern w:val="0"/>
-          <w:sz w:val="18"/>
-          <w:szCs w:val="18"/>
-        </w:rPr>
-        <w:t xml:space="preserve"> </w:t>
-      </w:r>
-      <w:r>
-        <w:rPr>
-          <w:rFonts w:ascii="Verdana" w:eastAsia="굴림" w:hAnsi="Verdana" w:cs="굴림" w:hint="eastAsia"/>
-          <w:color w:val="333333"/>
-          <w:kern w:val="0"/>
-          <w:sz w:val="18"/>
-          <w:szCs w:val="18"/>
-        </w:rPr>
-        <w:t>버튼을</w:t>
-      </w:r>
-      <w:r>
-        <w:rPr>
-          <w:rFonts w:ascii="Verdana" w:eastAsia="굴림" w:hAnsi="Verdana" w:cs="굴림" w:hint="eastAsia"/>
-          <w:color w:val="333333"/>
-          <w:kern w:val="0"/>
-          <w:sz w:val="18"/>
-          <w:szCs w:val="18"/>
-        </w:rPr>
-        <w:t xml:space="preserve"> </w:t>
-      </w:r>
-      <w:r>
-        <w:rPr>
-          <w:rFonts w:ascii="Verdana" w:eastAsia="굴림" w:hAnsi="Verdana" w:cs="굴림" w:hint="eastAsia"/>
-          <w:color w:val="333333"/>
-          <w:kern w:val="0"/>
-          <w:sz w:val="18"/>
-          <w:szCs w:val="18"/>
-        </w:rPr>
-        <w:t>클릭해서</w:t>
-      </w:r>
-      <w:r>
-        <w:rPr>
-          <w:rFonts w:ascii="Verdana" w:eastAsia="굴림" w:hAnsi="Verdana" w:cs="굴림" w:hint="eastAsia"/>
-          <w:color w:val="333333"/>
-          <w:kern w:val="0"/>
-          <w:sz w:val="18"/>
-          <w:szCs w:val="18"/>
-        </w:rPr>
-        <w:t xml:space="preserve"> </w:t>
-      </w:r>
-      <w:r>
-        <w:rPr>
-          <w:rFonts w:ascii="Verdana" w:eastAsia="굴림" w:hAnsi="Verdana" w:cs="굴림" w:hint="eastAsia"/>
-          <w:color w:val="333333"/>
-          <w:kern w:val="0"/>
-          <w:sz w:val="18"/>
-          <w:szCs w:val="18"/>
-        </w:rPr>
-        <w:t>정상적으로</w:t>
-      </w:r>
-      <w:r>
-        <w:rPr>
-          <w:rFonts w:ascii="Verdana" w:eastAsia="굴림" w:hAnsi="Verdana" w:cs="굴림" w:hint="eastAsia"/>
-          <w:color w:val="333333"/>
-          <w:kern w:val="0"/>
-          <w:sz w:val="18"/>
-          <w:szCs w:val="18"/>
-        </w:rPr>
-        <w:t xml:space="preserve"> </w:t>
-      </w:r>
-      <w:r>
-        <w:rPr>
-          <w:rFonts w:ascii="Verdana" w:eastAsia="굴림" w:hAnsi="Verdana" w:cs="굴림" w:hint="eastAsia"/>
-          <w:color w:val="333333"/>
-          <w:kern w:val="0"/>
-          <w:sz w:val="18"/>
-          <w:szCs w:val="18"/>
-        </w:rPr>
-        <w:t>동기화</w:t>
-      </w:r>
-      <w:r>
-        <w:rPr>
-          <w:rFonts w:ascii="Verdana" w:eastAsia="굴림" w:hAnsi="Verdana" w:cs="굴림" w:hint="eastAsia"/>
-          <w:color w:val="333333"/>
-          <w:kern w:val="0"/>
-          <w:sz w:val="18"/>
-          <w:szCs w:val="18"/>
-        </w:rPr>
-        <w:t xml:space="preserve"> </w:t>
-      </w:r>
-      <w:r>
-        <w:rPr>
-          <w:rFonts w:ascii="Verdana" w:eastAsia="굴림" w:hAnsi="Verdana" w:cs="굴림" w:hint="eastAsia"/>
-          <w:color w:val="333333"/>
-          <w:kern w:val="0"/>
-          <w:sz w:val="18"/>
-          <w:szCs w:val="18"/>
-        </w:rPr>
-        <w:t>되는지</w:t>
-      </w:r>
-      <w:r>
-        <w:rPr>
-          <w:rFonts w:ascii="Verdana" w:eastAsia="굴림" w:hAnsi="Verdana" w:cs="굴림" w:hint="eastAsia"/>
-          <w:color w:val="333333"/>
-          <w:kern w:val="0"/>
-          <w:sz w:val="18"/>
-          <w:szCs w:val="18"/>
-        </w:rPr>
-        <w:t xml:space="preserve"> </w:t>
-      </w:r>
-      <w:r>
-        <w:rPr>
-          <w:rFonts w:ascii="Verdana" w:eastAsia="굴림" w:hAnsi="Verdana" w:cs="굴림" w:hint="eastAsia"/>
-          <w:color w:val="333333"/>
-          <w:kern w:val="0"/>
-          <w:sz w:val="18"/>
-          <w:szCs w:val="18"/>
-        </w:rPr>
-        <w:t>확인한다</w:t>
-      </w:r>
-      <w:r>
-        <w:rPr>
-          <w:rFonts w:ascii="Verdana" w:eastAsia="굴림" w:hAnsi="Verdana" w:cs="굴림" w:hint="eastAsia"/>
-          <w:color w:val="333333"/>
-          <w:kern w:val="0"/>
-          <w:sz w:val="18"/>
-          <w:szCs w:val="18"/>
-        </w:rPr>
-        <w:t>.</w:t>
-      </w:r>
-    </w:p>
-    <w:p>
-      <w:pPr>
-        <w:widowControl/>
-        <w:shd w:val="clear" w:color="auto" w:fill="FFFFFF"/>
-        <w:wordWrap/>
-        <w:autoSpaceDE/>
-        <w:autoSpaceDN/>
-        <w:spacing w:before="100" w:beforeAutospacing="1" w:after="100" w:afterAutospacing="1" w:line="240" w:lineRule="auto"/>
-        <w:jc w:val="left"/>
-        <w:rPr>
-          <w:rFonts w:ascii="Verdana" w:eastAsia="굴림" w:hAnsi="Verdana" w:cs="굴림"/>
-          <w:color w:val="333333"/>
-          <w:kern w:val="0"/>
-          <w:sz w:val="18"/>
-          <w:szCs w:val="18"/>
-        </w:rPr>
-      </w:pPr>
+          <w:b/>
+          <w:bCs/>
+          <w:color w:val="333333"/>
+          <w:kern w:val="0"/>
+          <w:sz w:val="18"/>
+          <w:szCs w:val="18"/>
+        </w:rPr>
+        <w:t xml:space="preserve">#6. </w:t>
+      </w:r>
+      <w:r>
+        <w:rPr>
+          <w:rFonts w:ascii="Verdana" w:eastAsia="굴림" w:hAnsi="Verdana" w:cs="굴림" w:hint="eastAsia"/>
+          <w:b/>
+          <w:bCs/>
+          <w:color w:val="333333"/>
+          <w:kern w:val="0"/>
+          <w:sz w:val="18"/>
+          <w:szCs w:val="18"/>
+        </w:rPr>
+        <w:t>설치</w:t>
+      </w:r>
+      <w:r>
+        <w:rPr>
+          <w:rFonts w:ascii="Verdana" w:eastAsia="굴림" w:hAnsi="Verdana" w:cs="굴림" w:hint="eastAsia"/>
+          <w:b/>
+          <w:bCs/>
+          <w:color w:val="333333"/>
+          <w:kern w:val="0"/>
+          <w:sz w:val="18"/>
+          <w:szCs w:val="18"/>
+        </w:rPr>
+        <w:t xml:space="preserve"> </w:t>
+      </w:r>
+      <w:r>
+        <w:rPr>
+          <w:rFonts w:ascii="Verdana" w:eastAsia="굴림" w:hAnsi="Verdana" w:cs="굴림" w:hint="eastAsia"/>
+          <w:b/>
+          <w:bCs/>
+          <w:color w:val="333333"/>
+          <w:kern w:val="0"/>
+          <w:sz w:val="18"/>
+          <w:szCs w:val="18"/>
+        </w:rPr>
+        <w:t>완료</w:t>
+      </w:r>
+      <w:r>
+        <w:rPr>
+          <w:rFonts w:ascii="Verdana" w:eastAsia="굴림" w:hAnsi="Verdana" w:cs="굴림" w:hint="eastAsia"/>
+          <w:b/>
+          <w:bCs/>
+          <w:color w:val="333333"/>
+          <w:kern w:val="0"/>
+          <w:sz w:val="18"/>
+          <w:szCs w:val="18"/>
+        </w:rPr>
+        <w:t xml:space="preserve"> </w:t>
+      </w:r>
+      <w:r>
+        <w:rPr>
+          <w:rFonts w:ascii="Verdana" w:eastAsia="굴림" w:hAnsi="Verdana" w:cs="굴림" w:hint="eastAsia"/>
+          <w:b/>
+          <w:bCs/>
+          <w:color w:val="333333"/>
+          <w:kern w:val="0"/>
+          <w:sz w:val="18"/>
+          <w:szCs w:val="18"/>
+        </w:rPr>
+        <w:t>후</w:t>
+      </w:r>
+      <w:r>
+        <w:rPr>
+          <w:rFonts w:ascii="Verdana" w:eastAsia="굴림" w:hAnsi="Verdana" w:cs="굴림" w:hint="eastAsia"/>
+          <w:b/>
+          <w:bCs/>
+          <w:color w:val="333333"/>
+          <w:kern w:val="0"/>
+          <w:sz w:val="18"/>
+          <w:szCs w:val="18"/>
+        </w:rPr>
+        <w:t xml:space="preserve"> </w:t>
+      </w:r>
+      <w:r>
+        <w:rPr>
+          <w:rFonts w:ascii="Verdana" w:eastAsia="굴림" w:hAnsi="Verdana" w:cs="굴림" w:hint="eastAsia"/>
+          <w:b/>
+          <w:bCs/>
+          <w:color w:val="333333"/>
+          <w:kern w:val="0"/>
+          <w:sz w:val="18"/>
+          <w:szCs w:val="18"/>
+        </w:rPr>
+        <w:t>환경변수</w:t>
+      </w:r>
+      <w:r>
+        <w:rPr>
+          <w:rFonts w:ascii="Verdana" w:eastAsia="굴림" w:hAnsi="Verdana" w:cs="굴림" w:hint="eastAsia"/>
+          <w:b/>
+          <w:bCs/>
+          <w:color w:val="333333"/>
+          <w:kern w:val="0"/>
+          <w:sz w:val="18"/>
+          <w:szCs w:val="18"/>
+        </w:rPr>
+        <w:t xml:space="preserve"> </w:t>
+      </w:r>
+      <w:r>
+        <w:rPr>
+          <w:rFonts w:ascii="Verdana" w:eastAsia="굴림" w:hAnsi="Verdana" w:cs="굴림" w:hint="eastAsia"/>
+          <w:b/>
+          <w:bCs/>
+          <w:color w:val="333333"/>
+          <w:kern w:val="0"/>
+          <w:sz w:val="18"/>
+          <w:szCs w:val="18"/>
+        </w:rPr>
+        <w:t>적용</w:t>
+      </w:r>
+      <w:r>
+        <w:rPr>
+          <w:rFonts w:ascii="Verdana" w:eastAsia="굴림" w:hAnsi="Verdana" w:cs="굴림"/>
+          <w:color w:val="333333"/>
+          <w:kern w:val="0"/>
+          <w:sz w:val="18"/>
+          <w:szCs w:val="18"/>
+        </w:rPr>
+        <w:br/>
+      </w:r>
       <w:r>
         <w:rPr>
           <w:noProof/>
         </w:rPr>
         <w:drawing>
-          <wp:inline distT="0" distB="0" distL="0" distR="0" wp14:anchorId="115704B5" wp14:editId="3B3EFBEC">
-            <wp:extent cx="1409700" cy="266700"/>
-            <wp:effectExtent l="0" t="0" r="0" b="0"/>
-            <wp:docPr id="32" name="그림 32"/>
+          <wp:inline distT="0" distB="0" distL="0" distR="0" wp14:anchorId="6FB177D0" wp14:editId="3BD2D6FB">
+            <wp:extent cx="4886325" cy="266700"/>
+            <wp:effectExtent l="0" t="0" r="9525" b="0"/>
+            <wp:docPr id="22" name="그림 22"/>
             <wp:cNvGraphicFramePr>
               <a:graphicFrameLocks xmlns:a="http://schemas.openxmlformats.org/drawingml/2006/main" noChangeAspect="1"/>
             </wp:cNvGraphicFramePr>
@@ -15312,7 +14968,7 @@
                   <pic:spPr>
                     <a:xfrm>
                       <a:off x="0" y="0"/>
-                      <a:ext cx="1409700" cy="266700"/>
+                      <a:ext cx="4886325" cy="266700"/>
                     </a:xfrm>
                     <a:prstGeom prst="rect">
                       <a:avLst/>
@@ -15324,6 +14980,16 @@
           </wp:inline>
         </w:drawing>
       </w:r>
+      <w:r>
+        <w:rPr>
+          <w:rFonts w:ascii="Verdana" w:eastAsia="굴림" w:hAnsi="Verdana" w:cs="굴림"/>
+          <w:color w:val="333333"/>
+          <w:kern w:val="0"/>
+          <w:sz w:val="18"/>
+          <w:szCs w:val="18"/>
+        </w:rPr>
+        <w:br/>
+      </w:r>
     </w:p>
     <w:p>
       <w:pPr>
@@ -15333,34 +14999,95 @@
           <w:numId w:val="14"/>
         </w:numPr>
       </w:pPr>
-      <w:bookmarkStart w:id="72" w:name="_Toc488328271"/>
-      <w:bookmarkStart w:id="73" w:name="_Toc496545317"/>
-      <w:r>
-        <w:t>설치된</w:t>
-      </w:r>
-      <w:r>
-        <w:t xml:space="preserve"> ezTalk</w:t>
-      </w:r>
-      <w:r>
-        <w:t xml:space="preserve"> 구조</w:t>
-      </w:r>
-      <w:bookmarkEnd w:id="72"/>
-      <w:bookmarkEnd w:id="73"/>
+      <w:r>
+        <w:t>ezFlow 테넌트 콘피그 설정</w:t>
+      </w:r>
     </w:p>
     <w:p>
-      <w:pPr>
-        <w:pStyle w:val="a6"/>
+      <w:r>
+        <w:rPr>
+          <w:rFonts w:hint="eastAsia"/>
+        </w:rPr>
+        <w:t xml:space="preserve">매일 오전에 </w:t>
+      </w:r>
+      <w:r>
+        <w:t>ezTalkSyncServer</w:t>
+      </w:r>
+      <w:r>
+        <w:rPr>
+          <w:rFonts w:hint="eastAsia"/>
+        </w:rPr>
+        <w:t>의 스케줄러가 인사연동을 진행하는데,</w:t>
+      </w:r>
+      <w:r>
+        <w:t xml:space="preserve"> </w:t>
+      </w:r>
+      <w:r>
+        <w:rPr>
+          <w:rFonts w:hint="eastAsia"/>
+        </w:rPr>
+        <w:t>직접 적용하고 싶을 때 수동으로 동기화 해주는 기능을 테넌트 콘피그에서 킬 수 있다.</w:t>
+      </w:r>
+    </w:p>
+    <w:p>
+      <w:r>
+        <w:t>UseBizmekaTalk</w:t>
+      </w:r>
+      <w:r>
+        <w:rPr>
+          <w:rFonts w:hint="eastAsia"/>
+        </w:rPr>
+        <w:t xml:space="preserve">을 </w:t>
+      </w:r>
+      <w:r>
+        <w:t>YES</w:t>
+      </w:r>
+      <w:r>
+        <w:rPr>
+          <w:rFonts w:hint="eastAsia"/>
+        </w:rPr>
+        <w:t>로 하고</w:t>
+      </w:r>
+      <w:r>
+        <w:br/>
+        <w:t>ezTalkSyncServerUrl</w:t>
+      </w:r>
+      <w:r>
+        <w:rPr>
+          <w:rFonts w:hint="eastAsia"/>
+        </w:rPr>
+        <w:t>을 톡 서버의 주소로 한다.</w:t>
+      </w:r>
+      <w:r>
+        <w:t xml:space="preserve"> </w:t>
+      </w:r>
+      <w:r>
+        <w:rPr>
+          <w:rFonts w:hint="eastAsia"/>
+        </w:rPr>
+        <w:t>프로토콜:</w:t>
+      </w:r>
+      <w:r>
+        <w:t>//</w:t>
+      </w:r>
+      <w:r>
+        <w:rPr>
+          <w:rFonts w:hint="eastAsia"/>
+        </w:rPr>
+        <w:t>주소:</w:t>
+      </w:r>
+      <w:r>
+        <w:t>9092</w:t>
+      </w:r>
+    </w:p>
+    <w:p>
+      <w:pPr>
         <w:widowControl/>
-        <w:numPr>
-          <w:ilvl w:val="0"/>
-          <w:numId w:val="16"/>
-        </w:numPr>
         <w:shd w:val="clear" w:color="auto" w:fill="FFFFFF"/>
         <w:wordWrap/>
         <w:autoSpaceDE/>
         <w:autoSpaceDN/>
         <w:spacing w:before="100" w:beforeAutospacing="1" w:after="100" w:afterAutospacing="1" w:line="240" w:lineRule="auto"/>
-        <w:ind w:leftChars="0"/>
         <w:jc w:val="left"/>
         <w:rPr>
           <w:rFonts w:ascii="Verdana" w:eastAsia="굴림" w:hAnsi="Verdana" w:cs="굴림"/>
@@ -15378,303 +15105,17 @@
           <w:sz w:val="18"/>
           <w:szCs w:val="18"/>
         </w:rPr>
-        <w:t>ezTalk</w:t>
-      </w:r>
-      <w:r>
-        <w:rPr>
-          <w:rFonts w:ascii="Verdana" w:eastAsia="굴림" w:hAnsi="Verdana" w:cs="굴림"/>
-          <w:color w:val="333333"/>
-          <w:kern w:val="0"/>
-          <w:sz w:val="18"/>
-          <w:szCs w:val="18"/>
-        </w:rPr>
-        <w:t xml:space="preserve"> </w:t>
-      </w:r>
-      <w:r>
-        <w:rPr>
-          <w:rFonts w:ascii="Verdana" w:eastAsia="굴림" w:hAnsi="Verdana" w:cs="굴림"/>
-          <w:color w:val="333333"/>
-          <w:kern w:val="0"/>
-          <w:sz w:val="18"/>
-          <w:szCs w:val="18"/>
-        </w:rPr>
-        <w:t>밑에는</w:t>
-      </w:r>
-      <w:r>
-        <w:rPr>
-          <w:rFonts w:ascii="Verdana" w:eastAsia="굴림" w:hAnsi="Verdana" w:cs="굴림"/>
-          <w:color w:val="333333"/>
-          <w:kern w:val="0"/>
-          <w:sz w:val="18"/>
-          <w:szCs w:val="18"/>
-        </w:rPr>
-        <w:t xml:space="preserve"> ezTalkServer</w:t>
-      </w:r>
-      <w:r>
-        <w:rPr>
-          <w:rFonts w:ascii="Verdana" w:eastAsia="굴림" w:hAnsi="Verdana" w:cs="굴림"/>
-          <w:color w:val="333333"/>
-          <w:kern w:val="0"/>
-          <w:sz w:val="18"/>
-          <w:szCs w:val="18"/>
-        </w:rPr>
-        <w:t>(</w:t>
-      </w:r>
-      <w:r>
-        <w:rPr>
-          <w:rFonts w:ascii="Verdana" w:eastAsia="굴림" w:hAnsi="Verdana" w:cs="굴림" w:hint="eastAsia"/>
-          <w:color w:val="333333"/>
-          <w:kern w:val="0"/>
-          <w:sz w:val="18"/>
-          <w:szCs w:val="18"/>
-        </w:rPr>
-        <w:t>커스텀</w:t>
-      </w:r>
-      <w:r>
-        <w:rPr>
-          <w:rFonts w:ascii="Verdana" w:eastAsia="굴림" w:hAnsi="Verdana" w:cs="굴림" w:hint="eastAsia"/>
-          <w:color w:val="333333"/>
-          <w:kern w:val="0"/>
-          <w:sz w:val="18"/>
-          <w:szCs w:val="18"/>
-        </w:rPr>
-        <w:t xml:space="preserve"> </w:t>
-      </w:r>
-      <w:r>
-        <w:rPr>
-          <w:rFonts w:ascii="Verdana" w:eastAsia="굴림" w:hAnsi="Verdana" w:cs="굴림" w:hint="eastAsia"/>
-          <w:color w:val="333333"/>
-          <w:kern w:val="0"/>
-          <w:sz w:val="18"/>
-          <w:szCs w:val="18"/>
-        </w:rPr>
-        <w:t>프로토콜</w:t>
-      </w:r>
-      <w:r>
-        <w:rPr>
-          <w:rFonts w:ascii="Verdana" w:eastAsia="굴림" w:hAnsi="Verdana" w:cs="굴림" w:hint="eastAsia"/>
-          <w:color w:val="333333"/>
-          <w:kern w:val="0"/>
-          <w:sz w:val="18"/>
-          <w:szCs w:val="18"/>
-        </w:rPr>
-        <w:t xml:space="preserve"> </w:t>
-      </w:r>
-      <w:r>
-        <w:rPr>
-          <w:rFonts w:ascii="Verdana" w:eastAsia="굴림" w:hAnsi="Verdana" w:cs="굴림"/>
-          <w:color w:val="333333"/>
-          <w:kern w:val="0"/>
-          <w:sz w:val="18"/>
-          <w:szCs w:val="18"/>
-        </w:rPr>
-        <w:t>서버</w:t>
-      </w:r>
-      <w:r>
-        <w:rPr>
-          <w:rFonts w:ascii="Verdana" w:eastAsia="굴림" w:hAnsi="Verdana" w:cs="굴림"/>
-          <w:color w:val="333333"/>
-          <w:kern w:val="0"/>
-          <w:sz w:val="18"/>
-          <w:szCs w:val="18"/>
-        </w:rPr>
-        <w:t xml:space="preserve">), </w:t>
-      </w:r>
-      <w:r>
-        <w:rPr>
-          <w:rFonts w:ascii="Verdana" w:eastAsia="굴림" w:hAnsi="Verdana" w:cs="굴림"/>
-          <w:color w:val="333333"/>
-          <w:kern w:val="0"/>
-          <w:sz w:val="18"/>
-          <w:szCs w:val="18"/>
-        </w:rPr>
-        <w:t>ezTalkSyncServer</w:t>
-      </w:r>
-      <w:r>
-        <w:rPr>
-          <w:rFonts w:ascii="Verdana" w:eastAsia="굴림" w:hAnsi="Verdana" w:cs="굴림"/>
-          <w:color w:val="333333"/>
-          <w:kern w:val="0"/>
-          <w:sz w:val="18"/>
-          <w:szCs w:val="18"/>
-        </w:rPr>
-        <w:t>(</w:t>
-      </w:r>
-      <w:r>
-        <w:rPr>
-          <w:rFonts w:ascii="Verdana" w:eastAsia="굴림" w:hAnsi="Verdana" w:cs="굴림"/>
-          <w:color w:val="333333"/>
-          <w:kern w:val="0"/>
-          <w:sz w:val="18"/>
-          <w:szCs w:val="18"/>
-        </w:rPr>
-        <w:t>WebApp</w:t>
-      </w:r>
-      <w:r>
-        <w:rPr>
-          <w:rFonts w:ascii="Verdana" w:eastAsia="굴림" w:hAnsi="Verdana" w:cs="굴림"/>
-          <w:color w:val="333333"/>
-          <w:kern w:val="0"/>
-          <w:sz w:val="18"/>
-          <w:szCs w:val="18"/>
-        </w:rPr>
-        <w:t>서버</w:t>
-      </w:r>
-      <w:r>
-        <w:rPr>
-          <w:rFonts w:ascii="Verdana" w:eastAsia="굴림" w:hAnsi="Verdana" w:cs="굴림"/>
-          <w:color w:val="333333"/>
-          <w:kern w:val="0"/>
-          <w:sz w:val="18"/>
-          <w:szCs w:val="18"/>
-        </w:rPr>
-        <w:t>), ezTalkWebAPI</w:t>
-      </w:r>
-      <w:r>
-        <w:rPr>
-          <w:rFonts w:ascii="Verdana" w:eastAsia="굴림" w:hAnsi="Verdana" w:cs="굴림"/>
-          <w:color w:val="333333"/>
-          <w:kern w:val="0"/>
-          <w:sz w:val="18"/>
-          <w:szCs w:val="18"/>
-        </w:rPr>
-        <w:t>(</w:t>
-      </w:r>
-      <w:r>
-        <w:rPr>
-          <w:rFonts w:ascii="Verdana" w:eastAsia="굴림" w:hAnsi="Verdana" w:cs="굴림"/>
-          <w:color w:val="333333"/>
-          <w:kern w:val="0"/>
-          <w:sz w:val="18"/>
-          <w:szCs w:val="18"/>
-        </w:rPr>
-        <w:t xml:space="preserve">WebApp </w:t>
-      </w:r>
-      <w:r>
-        <w:rPr>
-          <w:rFonts w:ascii="Verdana" w:eastAsia="굴림" w:hAnsi="Verdana" w:cs="굴림" w:hint="eastAsia"/>
-          <w:color w:val="333333"/>
-          <w:kern w:val="0"/>
-          <w:sz w:val="18"/>
-          <w:szCs w:val="18"/>
-        </w:rPr>
-        <w:t>서버</w:t>
-      </w:r>
-      <w:r>
-        <w:rPr>
-          <w:rFonts w:ascii="Verdana" w:eastAsia="굴림" w:hAnsi="Verdana" w:cs="굴림"/>
-          <w:color w:val="333333"/>
-          <w:kern w:val="0"/>
-          <w:sz w:val="18"/>
-          <w:szCs w:val="18"/>
-        </w:rPr>
-        <w:t xml:space="preserve">) </w:t>
-      </w:r>
-      <w:r>
-        <w:rPr>
-          <w:rFonts w:ascii="Verdana" w:eastAsia="굴림" w:hAnsi="Verdana" w:cs="굴림"/>
-          <w:color w:val="333333"/>
-          <w:kern w:val="0"/>
-          <w:sz w:val="18"/>
-          <w:szCs w:val="18"/>
-        </w:rPr>
-        <w:t>총</w:t>
-      </w:r>
-      <w:r>
-        <w:rPr>
-          <w:rFonts w:ascii="Verdana" w:eastAsia="굴림" w:hAnsi="Verdana" w:cs="굴림"/>
-          <w:color w:val="333333"/>
-          <w:kern w:val="0"/>
-          <w:sz w:val="18"/>
-          <w:szCs w:val="18"/>
-        </w:rPr>
-        <w:t xml:space="preserve"> 3</w:t>
-      </w:r>
-      <w:r>
-        <w:rPr>
-          <w:rFonts w:ascii="Verdana" w:eastAsia="굴림" w:hAnsi="Verdana" w:cs="굴림"/>
-          <w:color w:val="333333"/>
-          <w:kern w:val="0"/>
-          <w:sz w:val="18"/>
-          <w:szCs w:val="18"/>
-        </w:rPr>
-        <w:t>개의</w:t>
-      </w:r>
-      <w:r>
-        <w:rPr>
-          <w:rFonts w:ascii="Verdana" w:eastAsia="굴림" w:hAnsi="Verdana" w:cs="굴림"/>
-          <w:color w:val="333333"/>
-          <w:kern w:val="0"/>
-          <w:sz w:val="18"/>
-          <w:szCs w:val="18"/>
-        </w:rPr>
-        <w:t xml:space="preserve"> </w:t>
-      </w:r>
-      <w:r>
-        <w:rPr>
-          <w:rFonts w:ascii="Verdana" w:eastAsia="굴림" w:hAnsi="Verdana" w:cs="굴림"/>
-          <w:color w:val="333333"/>
-          <w:kern w:val="0"/>
-          <w:sz w:val="18"/>
-          <w:szCs w:val="18"/>
-        </w:rPr>
-        <w:t>서버가</w:t>
-      </w:r>
-      <w:r>
-        <w:rPr>
-          <w:rFonts w:ascii="Verdana" w:eastAsia="굴림" w:hAnsi="Verdana" w:cs="굴림"/>
-          <w:color w:val="333333"/>
-          <w:kern w:val="0"/>
-          <w:sz w:val="18"/>
-          <w:szCs w:val="18"/>
-        </w:rPr>
-        <w:t xml:space="preserve"> </w:t>
-      </w:r>
-      <w:r>
-        <w:rPr>
-          <w:rFonts w:ascii="Verdana" w:eastAsia="굴림" w:hAnsi="Verdana" w:cs="굴림"/>
-          <w:color w:val="333333"/>
-          <w:kern w:val="0"/>
-          <w:sz w:val="18"/>
-          <w:szCs w:val="18"/>
-        </w:rPr>
-        <w:t>설</w:t>
-      </w:r>
-      <w:r>
-        <w:rPr>
-          <w:rFonts w:ascii="Verdana" w:eastAsia="굴림" w:hAnsi="Verdana" w:cs="굴림" w:hint="eastAsia"/>
-          <w:color w:val="333333"/>
-          <w:kern w:val="0"/>
-          <w:sz w:val="18"/>
-          <w:szCs w:val="18"/>
-        </w:rPr>
-        <w:t>치된다</w:t>
-      </w:r>
-      <w:r>
-        <w:rPr>
-          <w:rFonts w:ascii="Verdana" w:eastAsia="굴림" w:hAnsi="Verdana" w:cs="굴림"/>
-          <w:color w:val="333333"/>
-          <w:kern w:val="0"/>
-          <w:sz w:val="18"/>
-          <w:szCs w:val="18"/>
-        </w:rPr>
-        <w:t>.</w:t>
+        <w:t>UPDATE `jmocha`.`tbl_tenant_config` SET `PROPERTY_VALUE` = 'YES' WHERE (`TENANT_ID` = '0') and (`PROPERTY_NAME` = 'UseBizmekaTalk');</w:t>
       </w:r>
     </w:p>
     <w:p>
       <w:pPr>
-        <w:pStyle w:val="a6"/>
         <w:widowControl/>
-        <w:numPr>
-          <w:ilvl w:val="0"/>
-          <w:numId w:val="16"/>
-        </w:numPr>
         <w:shd w:val="clear" w:color="auto" w:fill="FFFFFF"/>
         <w:wordWrap/>
         <w:autoSpaceDE/>
         <w:autoSpaceDN/>
         <w:spacing w:before="100" w:beforeAutospacing="1" w:after="100" w:afterAutospacing="1" w:line="240" w:lineRule="auto"/>
-        <w:ind w:leftChars="0"/>
         <w:jc w:val="left"/>
         <w:rPr>
           <w:rFonts w:ascii="Verdana" w:eastAsia="굴림" w:hAnsi="Verdana" w:cs="굴림"/>
@@ -15692,81 +15133,429 @@
           <w:sz w:val="18"/>
           <w:szCs w:val="18"/>
         </w:rPr>
-        <w:t>각각의</w:t>
-      </w:r>
-      <w:r>
-        <w:rPr>
-          <w:rFonts w:ascii="Verdana" w:eastAsia="굴림" w:hAnsi="Verdana" w:cs="굴림"/>
-          <w:color w:val="333333"/>
-          <w:kern w:val="0"/>
-          <w:sz w:val="18"/>
-          <w:szCs w:val="18"/>
-        </w:rPr>
-        <w:t xml:space="preserve"> </w:t>
-      </w:r>
-      <w:r>
-        <w:rPr>
-          <w:rFonts w:ascii="Verdana" w:eastAsia="굴림" w:hAnsi="Verdana" w:cs="굴림"/>
-          <w:color w:val="333333"/>
-          <w:kern w:val="0"/>
-          <w:sz w:val="18"/>
-          <w:szCs w:val="18"/>
-        </w:rPr>
-        <w:t>서버는</w:t>
-      </w:r>
-      <w:r>
-        <w:rPr>
-          <w:rFonts w:ascii="Verdana" w:eastAsia="굴림" w:hAnsi="Verdana" w:cs="굴림"/>
-          <w:color w:val="333333"/>
-          <w:kern w:val="0"/>
-          <w:sz w:val="18"/>
-          <w:szCs w:val="18"/>
-        </w:rPr>
-        <w:t xml:space="preserve"> </w:t>
-      </w:r>
-      <w:r>
-        <w:rPr>
-          <w:rFonts w:ascii="Verdana" w:eastAsia="굴림" w:hAnsi="Verdana" w:cs="굴림"/>
-          <w:color w:val="333333"/>
-          <w:kern w:val="0"/>
-          <w:sz w:val="18"/>
-          <w:szCs w:val="18"/>
-        </w:rPr>
-        <w:t>심볼릭링크로</w:t>
-      </w:r>
-      <w:r>
-        <w:rPr>
-          <w:rFonts w:ascii="Verdana" w:eastAsia="굴림" w:hAnsi="Verdana" w:cs="굴림"/>
-          <w:color w:val="333333"/>
-          <w:kern w:val="0"/>
-          <w:sz w:val="18"/>
-          <w:szCs w:val="18"/>
-        </w:rPr>
-        <w:t xml:space="preserve"> </w:t>
-      </w:r>
-      <w:r>
-        <w:rPr>
-          <w:rFonts w:ascii="Verdana" w:eastAsia="굴림" w:hAnsi="Verdana" w:cs="굴림"/>
-          <w:color w:val="333333"/>
-          <w:kern w:val="0"/>
-          <w:sz w:val="18"/>
-          <w:szCs w:val="18"/>
-        </w:rPr>
-        <w:t>연결</w:t>
-      </w:r>
-      <w:r>
-        <w:rPr>
-          <w:rFonts w:ascii="Verdana" w:eastAsia="굴림" w:hAnsi="Verdana" w:cs="굴림" w:hint="eastAsia"/>
-          <w:color w:val="333333"/>
-          <w:kern w:val="0"/>
-          <w:sz w:val="18"/>
-          <w:szCs w:val="18"/>
-        </w:rPr>
-        <w:t>되어있다</w:t>
-      </w:r>
-      <w:r>
-        <w:rPr>
-          <w:rFonts w:ascii="Verdana" w:eastAsia="굴림" w:hAnsi="Verdana" w:cs="굴림"/>
+        <w:t>UPDATE `jmocha`.`tbl_tenant_config` SET `PROPERTY_VALUE` = 'http://127.0.0.1:9092' WHERE (`TENANT_ID` = '0') and (`PROPERTY_NAME` = 'ezTalkSyncServerUrl');</w:t>
+      </w:r>
+    </w:p>
+    <w:p>
+      <w:pPr>
+        <w:widowControl/>
+        <w:shd w:val="clear" w:color="auto" w:fill="FFFFFF"/>
+        <w:wordWrap/>
+        <w:autoSpaceDE/>
+        <w:autoSpaceDN/>
+        <w:spacing w:before="100" w:beforeAutospacing="1" w:after="100" w:afterAutospacing="1" w:line="240" w:lineRule="auto"/>
+        <w:jc w:val="left"/>
+        <w:rPr>
+          <w:rFonts w:ascii="Verdana" w:eastAsia="굴림" w:hAnsi="Verdana" w:cs="굴림"/>
+          <w:color w:val="333333"/>
+          <w:kern w:val="0"/>
+          <w:sz w:val="18"/>
+          <w:szCs w:val="18"/>
+        </w:rPr>
+      </w:pPr>
+      <w:r>
+        <w:rPr>
+          <w:rFonts w:ascii="Verdana" w:eastAsia="굴림" w:hAnsi="Verdana" w:cs="굴림" w:hint="eastAsia"/>
+          <w:color w:val="333333"/>
+          <w:kern w:val="0"/>
+          <w:sz w:val="18"/>
+          <w:szCs w:val="18"/>
+        </w:rPr>
+        <w:t>이후</w:t>
+      </w:r>
+      <w:r>
+        <w:rPr>
+          <w:rFonts w:ascii="Verdana" w:eastAsia="굴림" w:hAnsi="Verdana" w:cs="굴림" w:hint="eastAsia"/>
+          <w:color w:val="333333"/>
+          <w:kern w:val="0"/>
+          <w:sz w:val="18"/>
+          <w:szCs w:val="18"/>
+        </w:rPr>
+        <w:t xml:space="preserve"> </w:t>
+      </w:r>
+      <w:r>
+        <w:rPr>
+          <w:rFonts w:ascii="Verdana" w:eastAsia="굴림" w:hAnsi="Verdana" w:cs="굴림" w:hint="eastAsia"/>
+          <w:color w:val="333333"/>
+          <w:kern w:val="0"/>
+          <w:sz w:val="18"/>
+          <w:szCs w:val="18"/>
+        </w:rPr>
+        <w:t>전체</w:t>
+      </w:r>
+      <w:r>
+        <w:rPr>
+          <w:rFonts w:ascii="Verdana" w:eastAsia="굴림" w:hAnsi="Verdana" w:cs="굴림" w:hint="eastAsia"/>
+          <w:color w:val="333333"/>
+          <w:kern w:val="0"/>
+          <w:sz w:val="18"/>
+          <w:szCs w:val="18"/>
+        </w:rPr>
+        <w:t xml:space="preserve"> </w:t>
+      </w:r>
+      <w:r>
+        <w:rPr>
+          <w:rFonts w:ascii="Verdana" w:eastAsia="굴림" w:hAnsi="Verdana" w:cs="굴림" w:hint="eastAsia"/>
+          <w:color w:val="333333"/>
+          <w:kern w:val="0"/>
+          <w:sz w:val="18"/>
+          <w:szCs w:val="18"/>
+        </w:rPr>
+        <w:t>관리자</w:t>
+      </w:r>
+      <w:r>
+        <w:rPr>
+          <w:rFonts w:ascii="Verdana" w:eastAsia="굴림" w:hAnsi="Verdana" w:cs="굴림" w:hint="eastAsia"/>
+          <w:color w:val="333333"/>
+          <w:kern w:val="0"/>
+          <w:sz w:val="18"/>
+          <w:szCs w:val="18"/>
+        </w:rPr>
+        <w:t xml:space="preserve"> </w:t>
+      </w:r>
+      <w:r>
+        <w:rPr>
+          <w:rFonts w:ascii="Verdana" w:eastAsia="굴림" w:hAnsi="Verdana" w:cs="굴림" w:hint="eastAsia"/>
+          <w:color w:val="333333"/>
+          <w:kern w:val="0"/>
+          <w:sz w:val="18"/>
+          <w:szCs w:val="18"/>
+        </w:rPr>
+        <w:t>권한을</w:t>
+      </w:r>
+      <w:r>
+        <w:rPr>
+          <w:rFonts w:ascii="Verdana" w:eastAsia="굴림" w:hAnsi="Verdana" w:cs="굴림" w:hint="eastAsia"/>
+          <w:color w:val="333333"/>
+          <w:kern w:val="0"/>
+          <w:sz w:val="18"/>
+          <w:szCs w:val="18"/>
+        </w:rPr>
+        <w:t xml:space="preserve"> </w:t>
+      </w:r>
+      <w:r>
+        <w:rPr>
+          <w:rFonts w:ascii="Verdana" w:eastAsia="굴림" w:hAnsi="Verdana" w:cs="굴림" w:hint="eastAsia"/>
+          <w:color w:val="333333"/>
+          <w:kern w:val="0"/>
+          <w:sz w:val="18"/>
+          <w:szCs w:val="18"/>
+        </w:rPr>
+        <w:t>가지는</w:t>
+      </w:r>
+      <w:r>
+        <w:rPr>
+          <w:rFonts w:ascii="Verdana" w:eastAsia="굴림" w:hAnsi="Verdana" w:cs="굴림" w:hint="eastAsia"/>
+          <w:color w:val="333333"/>
+          <w:kern w:val="0"/>
+          <w:sz w:val="18"/>
+          <w:szCs w:val="18"/>
+        </w:rPr>
+        <w:t xml:space="preserve"> </w:t>
+      </w:r>
+      <w:r>
+        <w:rPr>
+          <w:rFonts w:ascii="Verdana" w:eastAsia="굴림" w:hAnsi="Verdana" w:cs="굴림" w:hint="eastAsia"/>
+          <w:color w:val="333333"/>
+          <w:kern w:val="0"/>
+          <w:sz w:val="18"/>
+          <w:szCs w:val="18"/>
+        </w:rPr>
+        <w:t>계정으로</w:t>
+      </w:r>
+      <w:r>
+        <w:rPr>
+          <w:rFonts w:ascii="Verdana" w:eastAsia="굴림" w:hAnsi="Verdana" w:cs="굴림" w:hint="eastAsia"/>
+          <w:color w:val="333333"/>
+          <w:kern w:val="0"/>
+          <w:sz w:val="18"/>
+          <w:szCs w:val="18"/>
+        </w:rPr>
+        <w:t xml:space="preserve"> </w:t>
+      </w:r>
+      <w:r>
+        <w:rPr>
+          <w:rFonts w:ascii="Verdana" w:eastAsia="굴림" w:hAnsi="Verdana" w:cs="굴림" w:hint="eastAsia"/>
+          <w:color w:val="333333"/>
+          <w:kern w:val="0"/>
+          <w:sz w:val="18"/>
+          <w:szCs w:val="18"/>
+        </w:rPr>
+        <w:t>로그인</w:t>
+      </w:r>
+      <w:r>
+        <w:rPr>
+          <w:rFonts w:ascii="Verdana" w:eastAsia="굴림" w:hAnsi="Verdana" w:cs="굴림" w:hint="eastAsia"/>
+          <w:color w:val="333333"/>
+          <w:kern w:val="0"/>
+          <w:sz w:val="18"/>
+          <w:szCs w:val="18"/>
+        </w:rPr>
+        <w:t xml:space="preserve"> </w:t>
+      </w:r>
+      <w:r>
+        <w:rPr>
+          <w:rFonts w:ascii="Verdana" w:eastAsia="굴림" w:hAnsi="Verdana" w:cs="굴림" w:hint="eastAsia"/>
+          <w:color w:val="333333"/>
+          <w:kern w:val="0"/>
+          <w:sz w:val="18"/>
+          <w:szCs w:val="18"/>
+        </w:rPr>
+        <w:t>하여</w:t>
+      </w:r>
+      <w:r>
+        <w:rPr>
+          <w:rFonts w:ascii="Verdana" w:eastAsia="굴림" w:hAnsi="Verdana" w:cs="굴림" w:hint="eastAsia"/>
+          <w:color w:val="333333"/>
+          <w:kern w:val="0"/>
+          <w:sz w:val="18"/>
+          <w:szCs w:val="18"/>
+        </w:rPr>
+        <w:t xml:space="preserve"> </w:t>
+      </w:r>
+      <w:r>
+        <w:rPr>
+          <w:rFonts w:ascii="Verdana" w:eastAsia="굴림" w:hAnsi="Verdana" w:cs="굴림" w:hint="eastAsia"/>
+          <w:color w:val="333333"/>
+          <w:kern w:val="0"/>
+          <w:sz w:val="18"/>
+          <w:szCs w:val="18"/>
+        </w:rPr>
+        <w:t>관리자</w:t>
+      </w:r>
+      <w:r>
+        <w:rPr>
+          <w:rFonts w:ascii="Verdana" w:eastAsia="굴림" w:hAnsi="Verdana" w:cs="굴림" w:hint="eastAsia"/>
+          <w:color w:val="333333"/>
+          <w:kern w:val="0"/>
+          <w:sz w:val="18"/>
+          <w:szCs w:val="18"/>
+        </w:rPr>
+        <w:t xml:space="preserve"> </w:t>
+      </w:r>
+      <w:r>
+        <w:rPr>
+          <w:rFonts w:ascii="Verdana" w:eastAsia="굴림" w:hAnsi="Verdana" w:cs="굴림" w:hint="eastAsia"/>
+          <w:color w:val="333333"/>
+          <w:kern w:val="0"/>
+          <w:sz w:val="18"/>
+          <w:szCs w:val="18"/>
+        </w:rPr>
+        <w:t>페이지</w:t>
+      </w:r>
+      <w:r>
+        <w:rPr>
+          <w:rFonts w:ascii="Verdana" w:eastAsia="굴림" w:hAnsi="Verdana" w:cs="굴림" w:hint="eastAsia"/>
+          <w:color w:val="333333"/>
+          <w:kern w:val="0"/>
+          <w:sz w:val="18"/>
+          <w:szCs w:val="18"/>
+        </w:rPr>
+        <w:t xml:space="preserve"> </w:t>
+      </w:r>
+      <w:r>
+        <w:rPr>
+          <w:rFonts w:ascii="Verdana" w:eastAsia="굴림" w:hAnsi="Verdana" w:cs="굴림"/>
+          <w:color w:val="333333"/>
+          <w:kern w:val="0"/>
+          <w:sz w:val="18"/>
+          <w:szCs w:val="18"/>
+        </w:rPr>
+        <w:t xml:space="preserve">&gt; </w:t>
+      </w:r>
+      <w:r>
+        <w:rPr>
+          <w:rFonts w:ascii="Verdana" w:eastAsia="굴림" w:hAnsi="Verdana" w:cs="굴림" w:hint="eastAsia"/>
+          <w:color w:val="333333"/>
+          <w:kern w:val="0"/>
+          <w:sz w:val="18"/>
+          <w:szCs w:val="18"/>
+        </w:rPr>
+        <w:t>조직도에</w:t>
+      </w:r>
+      <w:r>
+        <w:rPr>
+          <w:rFonts w:ascii="Verdana" w:eastAsia="굴림" w:hAnsi="Verdana" w:cs="굴림" w:hint="eastAsia"/>
+          <w:color w:val="333333"/>
+          <w:kern w:val="0"/>
+          <w:sz w:val="18"/>
+          <w:szCs w:val="18"/>
+        </w:rPr>
+        <w:t xml:space="preserve"> </w:t>
+      </w:r>
+      <w:r>
+        <w:rPr>
+          <w:rFonts w:ascii="Verdana" w:eastAsia="굴림" w:hAnsi="Verdana" w:cs="굴림" w:hint="eastAsia"/>
+          <w:color w:val="333333"/>
+          <w:kern w:val="0"/>
+          <w:sz w:val="18"/>
+          <w:szCs w:val="18"/>
+        </w:rPr>
+        <w:t>들어가서</w:t>
+      </w:r>
+      <w:r>
+        <w:rPr>
+          <w:rFonts w:ascii="Verdana" w:eastAsia="굴림" w:hAnsi="Verdana" w:cs="굴림" w:hint="eastAsia"/>
+          <w:color w:val="333333"/>
+          <w:kern w:val="0"/>
+          <w:sz w:val="18"/>
+          <w:szCs w:val="18"/>
+        </w:rPr>
+        <w:t xml:space="preserve"> </w:t>
+      </w:r>
+      <w:r>
+        <w:rPr>
+          <w:rFonts w:ascii="Verdana" w:eastAsia="굴림" w:hAnsi="Verdana" w:cs="굴림" w:hint="eastAsia"/>
+          <w:color w:val="333333"/>
+          <w:kern w:val="0"/>
+          <w:sz w:val="18"/>
+          <w:szCs w:val="18"/>
+        </w:rPr>
+        <w:t>매신저</w:t>
+      </w:r>
+      <w:r>
+        <w:rPr>
+          <w:rFonts w:ascii="Verdana" w:eastAsia="굴림" w:hAnsi="Verdana" w:cs="굴림" w:hint="eastAsia"/>
+          <w:color w:val="333333"/>
+          <w:kern w:val="0"/>
+          <w:sz w:val="18"/>
+          <w:szCs w:val="18"/>
+        </w:rPr>
+        <w:t xml:space="preserve"> </w:t>
+      </w:r>
+      <w:r>
+        <w:rPr>
+          <w:rFonts w:ascii="Verdana" w:eastAsia="굴림" w:hAnsi="Verdana" w:cs="굴림" w:hint="eastAsia"/>
+          <w:color w:val="333333"/>
+          <w:kern w:val="0"/>
+          <w:sz w:val="18"/>
+          <w:szCs w:val="18"/>
+        </w:rPr>
+        <w:t>일괄적용</w:t>
+      </w:r>
+      <w:r>
+        <w:rPr>
+          <w:rFonts w:ascii="Verdana" w:eastAsia="굴림" w:hAnsi="Verdana" w:cs="굴림" w:hint="eastAsia"/>
+          <w:color w:val="333333"/>
+          <w:kern w:val="0"/>
+          <w:sz w:val="18"/>
+          <w:szCs w:val="18"/>
+        </w:rPr>
+        <w:t xml:space="preserve"> </w:t>
+      </w:r>
+      <w:r>
+        <w:rPr>
+          <w:rFonts w:ascii="Verdana" w:eastAsia="굴림" w:hAnsi="Verdana" w:cs="굴림" w:hint="eastAsia"/>
+          <w:color w:val="333333"/>
+          <w:kern w:val="0"/>
+          <w:sz w:val="18"/>
+          <w:szCs w:val="18"/>
+        </w:rPr>
+        <w:t>버튼을</w:t>
+      </w:r>
+      <w:r>
+        <w:rPr>
+          <w:rFonts w:ascii="Verdana" w:eastAsia="굴림" w:hAnsi="Verdana" w:cs="굴림" w:hint="eastAsia"/>
+          <w:color w:val="333333"/>
+          <w:kern w:val="0"/>
+          <w:sz w:val="18"/>
+          <w:szCs w:val="18"/>
+        </w:rPr>
+        <w:t xml:space="preserve"> </w:t>
+      </w:r>
+      <w:r>
+        <w:rPr>
+          <w:rFonts w:ascii="Verdana" w:eastAsia="굴림" w:hAnsi="Verdana" w:cs="굴림" w:hint="eastAsia"/>
+          <w:color w:val="333333"/>
+          <w:kern w:val="0"/>
+          <w:sz w:val="18"/>
+          <w:szCs w:val="18"/>
+        </w:rPr>
+        <w:t>클릭해서</w:t>
+      </w:r>
+      <w:r>
+        <w:rPr>
+          <w:rFonts w:ascii="Verdana" w:eastAsia="굴림" w:hAnsi="Verdana" w:cs="굴림" w:hint="eastAsia"/>
+          <w:color w:val="333333"/>
+          <w:kern w:val="0"/>
+          <w:sz w:val="18"/>
+          <w:szCs w:val="18"/>
+        </w:rPr>
+        <w:t xml:space="preserve"> </w:t>
+      </w:r>
+      <w:r>
+        <w:rPr>
+          <w:rFonts w:ascii="Verdana" w:eastAsia="굴림" w:hAnsi="Verdana" w:cs="굴림" w:hint="eastAsia"/>
+          <w:color w:val="333333"/>
+          <w:kern w:val="0"/>
+          <w:sz w:val="18"/>
+          <w:szCs w:val="18"/>
+        </w:rPr>
+        <w:t>정상적으로</w:t>
+      </w:r>
+      <w:r>
+        <w:rPr>
+          <w:rFonts w:ascii="Verdana" w:eastAsia="굴림" w:hAnsi="Verdana" w:cs="굴림" w:hint="eastAsia"/>
+          <w:color w:val="333333"/>
+          <w:kern w:val="0"/>
+          <w:sz w:val="18"/>
+          <w:szCs w:val="18"/>
+        </w:rPr>
+        <w:t xml:space="preserve"> </w:t>
+      </w:r>
+      <w:r>
+        <w:rPr>
+          <w:rFonts w:ascii="Verdana" w:eastAsia="굴림" w:hAnsi="Verdana" w:cs="굴림" w:hint="eastAsia"/>
+          <w:color w:val="333333"/>
+          <w:kern w:val="0"/>
+          <w:sz w:val="18"/>
+          <w:szCs w:val="18"/>
+        </w:rPr>
+        <w:t>동기화</w:t>
+      </w:r>
+      <w:r>
+        <w:rPr>
+          <w:rFonts w:ascii="Verdana" w:eastAsia="굴림" w:hAnsi="Verdana" w:cs="굴림" w:hint="eastAsia"/>
+          <w:color w:val="333333"/>
+          <w:kern w:val="0"/>
+          <w:sz w:val="18"/>
+          <w:szCs w:val="18"/>
+        </w:rPr>
+        <w:t xml:space="preserve"> </w:t>
+      </w:r>
+      <w:r>
+        <w:rPr>
+          <w:rFonts w:ascii="Verdana" w:eastAsia="굴림" w:hAnsi="Verdana" w:cs="굴림" w:hint="eastAsia"/>
+          <w:color w:val="333333"/>
+          <w:kern w:val="0"/>
+          <w:sz w:val="18"/>
+          <w:szCs w:val="18"/>
+        </w:rPr>
+        <w:t>되는지</w:t>
+      </w:r>
+      <w:r>
+        <w:rPr>
+          <w:rFonts w:ascii="Verdana" w:eastAsia="굴림" w:hAnsi="Verdana" w:cs="굴림" w:hint="eastAsia"/>
+          <w:color w:val="333333"/>
+          <w:kern w:val="0"/>
+          <w:sz w:val="18"/>
+          <w:szCs w:val="18"/>
+        </w:rPr>
+        <w:t xml:space="preserve"> </w:t>
+      </w:r>
+      <w:r>
+        <w:rPr>
+          <w:rFonts w:ascii="Verdana" w:eastAsia="굴림" w:hAnsi="Verdana" w:cs="굴림" w:hint="eastAsia"/>
+          <w:color w:val="333333"/>
+          <w:kern w:val="0"/>
+          <w:sz w:val="18"/>
+          <w:szCs w:val="18"/>
+        </w:rPr>
+        <w:t>확인한다</w:t>
+      </w:r>
+      <w:r>
+        <w:rPr>
+          <w:rFonts w:ascii="Verdana" w:eastAsia="굴림" w:hAnsi="Verdana" w:cs="굴림" w:hint="eastAsia"/>
           <w:color w:val="333333"/>
           <w:kern w:val="0"/>
           <w:sz w:val="18"/>
@@ -15774,25 +15563,34 @@
         </w:rPr>
         <w:t>.</w:t>
       </w:r>
-      <w:r>
-        <w:rPr>
-          <w:rFonts w:ascii="Verdana" w:eastAsia="굴림" w:hAnsi="Verdana" w:cs="굴림"/>
-          <w:color w:val="333333"/>
-          <w:kern w:val="0"/>
-          <w:sz w:val="18"/>
-          <w:szCs w:val="18"/>
-        </w:rPr>
-        <w:br/>
-      </w:r>
+    </w:p>
+    <w:p>
+      <w:pPr>
+        <w:widowControl/>
+        <w:shd w:val="clear" w:color="auto" w:fill="FFFFFF"/>
+        <w:wordWrap/>
+        <w:autoSpaceDE/>
+        <w:autoSpaceDN/>
+        <w:spacing w:before="100" w:beforeAutospacing="1" w:after="100" w:afterAutospacing="1" w:line="240" w:lineRule="auto"/>
+        <w:jc w:val="left"/>
+        <w:rPr>
+          <w:rFonts w:ascii="Verdana" w:eastAsia="굴림" w:hAnsi="Verdana" w:cs="굴림"/>
+          <w:color w:val="333333"/>
+          <w:kern w:val="0"/>
+          <w:sz w:val="18"/>
+          <w:szCs w:val="18"/>
+        </w:rPr>
+      </w:pPr>
       <w:r>
         <w:rPr>
           <w:noProof/>
         </w:rPr>
+        <w:lastRenderedPageBreak/>
         <w:drawing>
-          <wp:inline distT="0" distB="0" distL="0" distR="0" wp14:anchorId="55BC63D2" wp14:editId="038D0A69">
-            <wp:extent cx="5939790" cy="1313815"/>
-            <wp:effectExtent l="0" t="0" r="3810" b="635"/>
-            <wp:docPr id="2" name="그림 2"/>
+          <wp:inline distT="0" distB="0" distL="0" distR="0" wp14:anchorId="115704B5" wp14:editId="3B3EFBEC">
+            <wp:extent cx="1409700" cy="266700"/>
+            <wp:effectExtent l="0" t="0" r="0" b="0"/>
+            <wp:docPr id="32" name="그림 32"/>
             <wp:cNvGraphicFramePr>
               <a:graphicFrameLocks xmlns:a="http://schemas.openxmlformats.org/drawingml/2006/main" noChangeAspect="1"/>
             </wp:cNvGraphicFramePr>
@@ -15812,6 +15610,506 @@
                   <pic:spPr>
                     <a:xfrm>
                       <a:off x="0" y="0"/>
+                      <a:ext cx="1409700" cy="266700"/>
+                    </a:xfrm>
+                    <a:prstGeom prst="rect">
+                      <a:avLst/>
+                    </a:prstGeom>
+                  </pic:spPr>
+                </pic:pic>
+              </a:graphicData>
+            </a:graphic>
+          </wp:inline>
+        </w:drawing>
+      </w:r>
+    </w:p>
+    <w:p>
+      <w:pPr>
+        <w:pStyle w:val="1"/>
+        <w:numPr>
+          <w:ilvl w:val="1"/>
+          <w:numId w:val="14"/>
+        </w:numPr>
+      </w:pPr>
+      <w:bookmarkStart w:id="73" w:name="_Toc488328271"/>
+      <w:bookmarkStart w:id="74" w:name="_Toc496545317"/>
+      <w:r>
+        <w:t>설치된</w:t>
+      </w:r>
+      <w:r>
+        <w:t xml:space="preserve"> ezTalk</w:t>
+      </w:r>
+      <w:r>
+        <w:t xml:space="preserve"> 구조</w:t>
+      </w:r>
+      <w:bookmarkEnd w:id="73"/>
+      <w:bookmarkEnd w:id="74"/>
+    </w:p>
+    <w:p>
+      <w:pPr>
+        <w:pStyle w:val="a6"/>
+        <w:widowControl/>
+        <w:numPr>
+          <w:ilvl w:val="0"/>
+          <w:numId w:val="16"/>
+        </w:numPr>
+        <w:shd w:val="clear" w:color="auto" w:fill="FFFFFF"/>
+        <w:wordWrap/>
+        <w:autoSpaceDE/>
+        <w:autoSpaceDN/>
+        <w:spacing w:before="100" w:beforeAutospacing="1" w:after="100" w:afterAutospacing="1" w:line="240" w:lineRule="auto"/>
+        <w:ind w:leftChars="0"/>
+        <w:jc w:val="left"/>
+        <w:rPr>
+          <w:rFonts w:ascii="Verdana" w:eastAsia="굴림" w:hAnsi="Verdana" w:cs="굴림"/>
+          <w:color w:val="333333"/>
+          <w:kern w:val="0"/>
+          <w:sz w:val="18"/>
+          <w:szCs w:val="18"/>
+        </w:rPr>
+      </w:pPr>
+      <w:r>
+        <w:rPr>
+          <w:rFonts w:ascii="Verdana" w:eastAsia="굴림" w:hAnsi="Verdana" w:cs="굴림"/>
+          <w:color w:val="333333"/>
+          <w:kern w:val="0"/>
+          <w:sz w:val="18"/>
+          <w:szCs w:val="18"/>
+        </w:rPr>
+        <w:t>ezTalk</w:t>
+      </w:r>
+      <w:r>
+        <w:rPr>
+          <w:rFonts w:ascii="Verdana" w:eastAsia="굴림" w:hAnsi="Verdana" w:cs="굴림"/>
+          <w:color w:val="333333"/>
+          <w:kern w:val="0"/>
+          <w:sz w:val="18"/>
+          <w:szCs w:val="18"/>
+        </w:rPr>
+        <w:t xml:space="preserve"> </w:t>
+      </w:r>
+      <w:r>
+        <w:rPr>
+          <w:rFonts w:ascii="Verdana" w:eastAsia="굴림" w:hAnsi="Verdana" w:cs="굴림"/>
+          <w:color w:val="333333"/>
+          <w:kern w:val="0"/>
+          <w:sz w:val="18"/>
+          <w:szCs w:val="18"/>
+        </w:rPr>
+        <w:t>밑에는</w:t>
+      </w:r>
+      <w:r>
+        <w:rPr>
+          <w:rFonts w:ascii="Verdana" w:eastAsia="굴림" w:hAnsi="Verdana" w:cs="굴림"/>
+          <w:color w:val="333333"/>
+          <w:kern w:val="0"/>
+          <w:sz w:val="18"/>
+          <w:szCs w:val="18"/>
+        </w:rPr>
+        <w:t xml:space="preserve"> ezTalkServer</w:t>
+      </w:r>
+      <w:r>
+        <w:rPr>
+          <w:rFonts w:ascii="Verdana" w:eastAsia="굴림" w:hAnsi="Verdana" w:cs="굴림"/>
+          <w:color w:val="333333"/>
+          <w:kern w:val="0"/>
+          <w:sz w:val="18"/>
+          <w:szCs w:val="18"/>
+        </w:rPr>
+        <w:t>(</w:t>
+      </w:r>
+      <w:r>
+        <w:rPr>
+          <w:rFonts w:ascii="Verdana" w:eastAsia="굴림" w:hAnsi="Verdana" w:cs="굴림" w:hint="eastAsia"/>
+          <w:color w:val="333333"/>
+          <w:kern w:val="0"/>
+          <w:sz w:val="18"/>
+          <w:szCs w:val="18"/>
+        </w:rPr>
+        <w:t>커스텀</w:t>
+      </w:r>
+      <w:r>
+        <w:rPr>
+          <w:rFonts w:ascii="Verdana" w:eastAsia="굴림" w:hAnsi="Verdana" w:cs="굴림" w:hint="eastAsia"/>
+          <w:color w:val="333333"/>
+          <w:kern w:val="0"/>
+          <w:sz w:val="18"/>
+          <w:szCs w:val="18"/>
+        </w:rPr>
+        <w:t xml:space="preserve"> </w:t>
+      </w:r>
+      <w:r>
+        <w:rPr>
+          <w:rFonts w:ascii="Verdana" w:eastAsia="굴림" w:hAnsi="Verdana" w:cs="굴림" w:hint="eastAsia"/>
+          <w:color w:val="333333"/>
+          <w:kern w:val="0"/>
+          <w:sz w:val="18"/>
+          <w:szCs w:val="18"/>
+        </w:rPr>
+        <w:t>프로토콜</w:t>
+      </w:r>
+      <w:r>
+        <w:rPr>
+          <w:rFonts w:ascii="Verdana" w:eastAsia="굴림" w:hAnsi="Verdana" w:cs="굴림" w:hint="eastAsia"/>
+          <w:color w:val="333333"/>
+          <w:kern w:val="0"/>
+          <w:sz w:val="18"/>
+          <w:szCs w:val="18"/>
+        </w:rPr>
+        <w:t xml:space="preserve"> </w:t>
+      </w:r>
+      <w:r>
+        <w:rPr>
+          <w:rFonts w:ascii="Verdana" w:eastAsia="굴림" w:hAnsi="Verdana" w:cs="굴림"/>
+          <w:color w:val="333333"/>
+          <w:kern w:val="0"/>
+          <w:sz w:val="18"/>
+          <w:szCs w:val="18"/>
+        </w:rPr>
+        <w:t>서버</w:t>
+      </w:r>
+      <w:r>
+        <w:rPr>
+          <w:rFonts w:ascii="Verdana" w:eastAsia="굴림" w:hAnsi="Verdana" w:cs="굴림"/>
+          <w:color w:val="333333"/>
+          <w:kern w:val="0"/>
+          <w:sz w:val="18"/>
+          <w:szCs w:val="18"/>
+        </w:rPr>
+        <w:t xml:space="preserve">), </w:t>
+      </w:r>
+      <w:r>
+        <w:rPr>
+          <w:rFonts w:ascii="Verdana" w:eastAsia="굴림" w:hAnsi="Verdana" w:cs="굴림"/>
+          <w:color w:val="333333"/>
+          <w:kern w:val="0"/>
+          <w:sz w:val="18"/>
+          <w:szCs w:val="18"/>
+        </w:rPr>
+        <w:t>ezTalkSyncServer</w:t>
+      </w:r>
+      <w:r>
+        <w:rPr>
+          <w:rFonts w:ascii="Verdana" w:eastAsia="굴림" w:hAnsi="Verdana" w:cs="굴림"/>
+          <w:color w:val="333333"/>
+          <w:kern w:val="0"/>
+          <w:sz w:val="18"/>
+          <w:szCs w:val="18"/>
+        </w:rPr>
+        <w:t>(</w:t>
+      </w:r>
+      <w:r>
+        <w:rPr>
+          <w:rFonts w:ascii="Verdana" w:eastAsia="굴림" w:hAnsi="Verdana" w:cs="굴림"/>
+          <w:color w:val="333333"/>
+          <w:kern w:val="0"/>
+          <w:sz w:val="18"/>
+          <w:szCs w:val="18"/>
+        </w:rPr>
+        <w:t>WebApp</w:t>
+      </w:r>
+      <w:r>
+        <w:rPr>
+          <w:rFonts w:ascii="Verdana" w:eastAsia="굴림" w:hAnsi="Verdana" w:cs="굴림"/>
+          <w:color w:val="333333"/>
+          <w:kern w:val="0"/>
+          <w:sz w:val="18"/>
+          <w:szCs w:val="18"/>
+        </w:rPr>
+        <w:t>서버</w:t>
+      </w:r>
+      <w:r>
+        <w:rPr>
+          <w:rFonts w:ascii="Verdana" w:eastAsia="굴림" w:hAnsi="Verdana" w:cs="굴림"/>
+          <w:color w:val="333333"/>
+          <w:kern w:val="0"/>
+          <w:sz w:val="18"/>
+          <w:szCs w:val="18"/>
+        </w:rPr>
+        <w:t>), ezTalkWebAPI</w:t>
+      </w:r>
+      <w:r>
+        <w:rPr>
+          <w:rFonts w:ascii="Verdana" w:eastAsia="굴림" w:hAnsi="Verdana" w:cs="굴림"/>
+          <w:color w:val="333333"/>
+          <w:kern w:val="0"/>
+          <w:sz w:val="18"/>
+          <w:szCs w:val="18"/>
+        </w:rPr>
+        <w:t>(</w:t>
+      </w:r>
+      <w:r>
+        <w:rPr>
+          <w:rFonts w:ascii="Verdana" w:eastAsia="굴림" w:hAnsi="Verdana" w:cs="굴림"/>
+          <w:color w:val="333333"/>
+          <w:kern w:val="0"/>
+          <w:sz w:val="18"/>
+          <w:szCs w:val="18"/>
+        </w:rPr>
+        <w:t xml:space="preserve">WebApp </w:t>
+      </w:r>
+      <w:r>
+        <w:rPr>
+          <w:rFonts w:ascii="Verdana" w:eastAsia="굴림" w:hAnsi="Verdana" w:cs="굴림" w:hint="eastAsia"/>
+          <w:color w:val="333333"/>
+          <w:kern w:val="0"/>
+          <w:sz w:val="18"/>
+          <w:szCs w:val="18"/>
+        </w:rPr>
+        <w:t>서버</w:t>
+      </w:r>
+      <w:r>
+        <w:rPr>
+          <w:rFonts w:ascii="Verdana" w:eastAsia="굴림" w:hAnsi="Verdana" w:cs="굴림"/>
+          <w:color w:val="333333"/>
+          <w:kern w:val="0"/>
+          <w:sz w:val="18"/>
+          <w:szCs w:val="18"/>
+        </w:rPr>
+        <w:t xml:space="preserve">) </w:t>
+      </w:r>
+      <w:r>
+        <w:rPr>
+          <w:rFonts w:ascii="Verdana" w:eastAsia="굴림" w:hAnsi="Verdana" w:cs="굴림"/>
+          <w:color w:val="333333"/>
+          <w:kern w:val="0"/>
+          <w:sz w:val="18"/>
+          <w:szCs w:val="18"/>
+        </w:rPr>
+        <w:t>총</w:t>
+      </w:r>
+      <w:r>
+        <w:rPr>
+          <w:rFonts w:ascii="Verdana" w:eastAsia="굴림" w:hAnsi="Verdana" w:cs="굴림"/>
+          <w:color w:val="333333"/>
+          <w:kern w:val="0"/>
+          <w:sz w:val="18"/>
+          <w:szCs w:val="18"/>
+        </w:rPr>
+        <w:t xml:space="preserve"> 3</w:t>
+      </w:r>
+      <w:r>
+        <w:rPr>
+          <w:rFonts w:ascii="Verdana" w:eastAsia="굴림" w:hAnsi="Verdana" w:cs="굴림"/>
+          <w:color w:val="333333"/>
+          <w:kern w:val="0"/>
+          <w:sz w:val="18"/>
+          <w:szCs w:val="18"/>
+        </w:rPr>
+        <w:t>개의</w:t>
+      </w:r>
+      <w:r>
+        <w:rPr>
+          <w:rFonts w:ascii="Verdana" w:eastAsia="굴림" w:hAnsi="Verdana" w:cs="굴림"/>
+          <w:color w:val="333333"/>
+          <w:kern w:val="0"/>
+          <w:sz w:val="18"/>
+          <w:szCs w:val="18"/>
+        </w:rPr>
+        <w:t xml:space="preserve"> </w:t>
+      </w:r>
+      <w:r>
+        <w:rPr>
+          <w:rFonts w:ascii="Verdana" w:eastAsia="굴림" w:hAnsi="Verdana" w:cs="굴림"/>
+          <w:color w:val="333333"/>
+          <w:kern w:val="0"/>
+          <w:sz w:val="18"/>
+          <w:szCs w:val="18"/>
+        </w:rPr>
+        <w:t>서버가</w:t>
+      </w:r>
+      <w:r>
+        <w:rPr>
+          <w:rFonts w:ascii="Verdana" w:eastAsia="굴림" w:hAnsi="Verdana" w:cs="굴림"/>
+          <w:color w:val="333333"/>
+          <w:kern w:val="0"/>
+          <w:sz w:val="18"/>
+          <w:szCs w:val="18"/>
+        </w:rPr>
+        <w:t xml:space="preserve"> </w:t>
+      </w:r>
+      <w:r>
+        <w:rPr>
+          <w:rFonts w:ascii="Verdana" w:eastAsia="굴림" w:hAnsi="Verdana" w:cs="굴림"/>
+          <w:color w:val="333333"/>
+          <w:kern w:val="0"/>
+          <w:sz w:val="18"/>
+          <w:szCs w:val="18"/>
+        </w:rPr>
+        <w:t>설</w:t>
+      </w:r>
+      <w:r>
+        <w:rPr>
+          <w:rFonts w:ascii="Verdana" w:eastAsia="굴림" w:hAnsi="Verdana" w:cs="굴림" w:hint="eastAsia"/>
+          <w:color w:val="333333"/>
+          <w:kern w:val="0"/>
+          <w:sz w:val="18"/>
+          <w:szCs w:val="18"/>
+        </w:rPr>
+        <w:t>치된다</w:t>
+      </w:r>
+      <w:r>
+        <w:rPr>
+          <w:rFonts w:ascii="Verdana" w:eastAsia="굴림" w:hAnsi="Verdana" w:cs="굴림"/>
+          <w:color w:val="333333"/>
+          <w:kern w:val="0"/>
+          <w:sz w:val="18"/>
+          <w:szCs w:val="18"/>
+        </w:rPr>
+        <w:t>.</w:t>
+      </w:r>
+    </w:p>
+    <w:p>
+      <w:pPr>
+        <w:pStyle w:val="a6"/>
+        <w:widowControl/>
+        <w:numPr>
+          <w:ilvl w:val="0"/>
+          <w:numId w:val="16"/>
+        </w:numPr>
+        <w:shd w:val="clear" w:color="auto" w:fill="FFFFFF"/>
+        <w:wordWrap/>
+        <w:autoSpaceDE/>
+        <w:autoSpaceDN/>
+        <w:spacing w:before="100" w:beforeAutospacing="1" w:after="100" w:afterAutospacing="1" w:line="240" w:lineRule="auto"/>
+        <w:ind w:leftChars="0"/>
+        <w:jc w:val="left"/>
+        <w:rPr>
+          <w:rFonts w:ascii="Verdana" w:eastAsia="굴림" w:hAnsi="Verdana" w:cs="굴림"/>
+          <w:color w:val="333333"/>
+          <w:kern w:val="0"/>
+          <w:sz w:val="18"/>
+          <w:szCs w:val="18"/>
+        </w:rPr>
+      </w:pPr>
+      <w:r>
+        <w:rPr>
+          <w:rFonts w:ascii="Verdana" w:eastAsia="굴림" w:hAnsi="Verdana" w:cs="굴림"/>
+          <w:color w:val="333333"/>
+          <w:kern w:val="0"/>
+          <w:sz w:val="18"/>
+          <w:szCs w:val="18"/>
+        </w:rPr>
+        <w:t>각각의</w:t>
+      </w:r>
+      <w:r>
+        <w:rPr>
+          <w:rFonts w:ascii="Verdana" w:eastAsia="굴림" w:hAnsi="Verdana" w:cs="굴림"/>
+          <w:color w:val="333333"/>
+          <w:kern w:val="0"/>
+          <w:sz w:val="18"/>
+          <w:szCs w:val="18"/>
+        </w:rPr>
+        <w:t xml:space="preserve"> </w:t>
+      </w:r>
+      <w:r>
+        <w:rPr>
+          <w:rFonts w:ascii="Verdana" w:eastAsia="굴림" w:hAnsi="Verdana" w:cs="굴림"/>
+          <w:color w:val="333333"/>
+          <w:kern w:val="0"/>
+          <w:sz w:val="18"/>
+          <w:szCs w:val="18"/>
+        </w:rPr>
+        <w:t>서버는</w:t>
+      </w:r>
+      <w:r>
+        <w:rPr>
+          <w:rFonts w:ascii="Verdana" w:eastAsia="굴림" w:hAnsi="Verdana" w:cs="굴림"/>
+          <w:color w:val="333333"/>
+          <w:kern w:val="0"/>
+          <w:sz w:val="18"/>
+          <w:szCs w:val="18"/>
+        </w:rPr>
+        <w:t xml:space="preserve"> </w:t>
+      </w:r>
+      <w:r>
+        <w:rPr>
+          <w:rFonts w:ascii="Verdana" w:eastAsia="굴림" w:hAnsi="Verdana" w:cs="굴림"/>
+          <w:color w:val="333333"/>
+          <w:kern w:val="0"/>
+          <w:sz w:val="18"/>
+          <w:szCs w:val="18"/>
+        </w:rPr>
+        <w:t>심볼릭링크로</w:t>
+      </w:r>
+      <w:r>
+        <w:rPr>
+          <w:rFonts w:ascii="Verdana" w:eastAsia="굴림" w:hAnsi="Verdana" w:cs="굴림"/>
+          <w:color w:val="333333"/>
+          <w:kern w:val="0"/>
+          <w:sz w:val="18"/>
+          <w:szCs w:val="18"/>
+        </w:rPr>
+        <w:t xml:space="preserve"> </w:t>
+      </w:r>
+      <w:r>
+        <w:rPr>
+          <w:rFonts w:ascii="Verdana" w:eastAsia="굴림" w:hAnsi="Verdana" w:cs="굴림"/>
+          <w:color w:val="333333"/>
+          <w:kern w:val="0"/>
+          <w:sz w:val="18"/>
+          <w:szCs w:val="18"/>
+        </w:rPr>
+        <w:t>연결</w:t>
+      </w:r>
+      <w:r>
+        <w:rPr>
+          <w:rFonts w:ascii="Verdana" w:eastAsia="굴림" w:hAnsi="Verdana" w:cs="굴림" w:hint="eastAsia"/>
+          <w:color w:val="333333"/>
+          <w:kern w:val="0"/>
+          <w:sz w:val="18"/>
+          <w:szCs w:val="18"/>
+        </w:rPr>
+        <w:t>되어있다</w:t>
+      </w:r>
+      <w:r>
+        <w:rPr>
+          <w:rFonts w:ascii="Verdana" w:eastAsia="굴림" w:hAnsi="Verdana" w:cs="굴림"/>
+          <w:color w:val="333333"/>
+          <w:kern w:val="0"/>
+          <w:sz w:val="18"/>
+          <w:szCs w:val="18"/>
+        </w:rPr>
+        <w:t>.</w:t>
+      </w:r>
+      <w:r>
+        <w:rPr>
+          <w:rFonts w:ascii="Verdana" w:eastAsia="굴림" w:hAnsi="Verdana" w:cs="굴림"/>
+          <w:color w:val="333333"/>
+          <w:kern w:val="0"/>
+          <w:sz w:val="18"/>
+          <w:szCs w:val="18"/>
+        </w:rPr>
+        <w:br/>
+      </w:r>
+      <w:r>
+        <w:rPr>
+          <w:noProof/>
+        </w:rPr>
+        <w:drawing>
+          <wp:inline distT="0" distB="0" distL="0" distR="0" wp14:anchorId="55BC63D2" wp14:editId="038D0A69">
+            <wp:extent cx="5939790" cy="1313815"/>
+            <wp:effectExtent l="0" t="0" r="3810" b="635"/>
+            <wp:docPr id="2" name="그림 2"/>
+            <wp:cNvGraphicFramePr>
+              <a:graphicFrameLocks xmlns:a="http://schemas.openxmlformats.org/drawingml/2006/main" noChangeAspect="1"/>
+            </wp:cNvGraphicFramePr>
+            <a:graphic xmlns:a="http://schemas.openxmlformats.org/drawingml/2006/main">
+              <a:graphicData uri="http://schemas.openxmlformats.org/drawingml/2006/picture">
+                <pic:pic xmlns:pic="http://schemas.openxmlformats.org/drawingml/2006/picture">
+                  <pic:nvPicPr>
+                    <pic:cNvPr id="1" name=""/>
+                    <pic:cNvPicPr/>
+                  </pic:nvPicPr>
+                  <pic:blipFill>
+                    <a:blip r:embed="rId47"/>
+                    <a:stretch>
+                      <a:fillRect/>
+                    </a:stretch>
+                  </pic:blipFill>
+                  <pic:spPr>
+                    <a:xfrm>
+                      <a:off x="0" y="0"/>
                       <a:ext cx="5939790" cy="1313815"/>
                     </a:xfrm>
                     <a:prstGeom prst="rect">
@@ -16235,7 +16533,7 @@
                     </pic:cNvPicPr>
                   </pic:nvPicPr>
                   <pic:blipFill>
-                    <a:blip r:embed="rId47">
+                    <a:blip r:embed="rId48">
                       <a:extLst>
                         <a:ext uri="{28A0092B-C50C-407E-A947-70E740481C1C}">
                           <a14:useLocalDpi xmlns:a14="http://schemas.microsoft.com/office/drawing/2010/main" val="0"/>
@@ -17291,7 +17589,7 @@
                     </pic:cNvPicPr>
                   </pic:nvPicPr>
                   <pic:blipFill>
-                    <a:blip r:embed="rId48">
+                    <a:blip r:embed="rId49">
                       <a:extLst>
                         <a:ext uri="{28A0092B-C50C-407E-A947-70E740481C1C}">
                           <a14:useLocalDpi xmlns:a14="http://schemas.microsoft.com/office/drawing/2010/main" val="0"/>
@@ -17342,14 +17640,13 @@
           <w:numId w:val="14"/>
         </w:numPr>
       </w:pPr>
-      <w:bookmarkStart w:id="74" w:name="_Toc488328272"/>
-      <w:bookmarkStart w:id="75" w:name="_Toc496545318"/>
-      <w:r>
-        <w:lastRenderedPageBreak/>
+      <w:bookmarkStart w:id="75" w:name="_Toc488328272"/>
+      <w:bookmarkStart w:id="76" w:name="_Toc496545318"/>
+      <w:r>
         <w:t>설치된 서버들이 잘 돌아가는지 확인</w:t>
       </w:r>
-      <w:bookmarkEnd w:id="74"/>
       <w:bookmarkEnd w:id="75"/>
+      <w:bookmarkEnd w:id="76"/>
     </w:p>
     <w:p>
       <w:pPr>
@@ -17698,6 +17995,7 @@
           <w:sz w:val="18"/>
           <w:szCs w:val="18"/>
         </w:rPr>
+        <w:lastRenderedPageBreak/>
         <w:t xml:space="preserve">ps aux | grep </w:t>
       </w:r>
       <w:r>
@@ -18190,15 +18488,24 @@
           <w:numId w:val="14"/>
         </w:numPr>
       </w:pPr>
-      <w:bookmarkStart w:id="76" w:name="_Toc488328273"/>
-      <w:bookmarkStart w:id="77" w:name="_Toc496545319"/>
-      <w:r>
-        <w:t>ezEKP 디렉토리</w:t>
+      <w:bookmarkStart w:id="77" w:name="_Toc488328273"/>
+      <w:bookmarkStart w:id="78" w:name="_Toc496545319"/>
+      <w:r>
+        <w:t>ez</w:t>
       </w:r>
       <w:r>
         <w:rPr>
           <w:rFonts w:hint="eastAsia"/>
         </w:rPr>
+        <w:t>Talk</w:t>
+      </w:r>
+      <w:r>
+        <w:t xml:space="preserve"> 디렉토리</w:t>
+      </w:r>
+      <w:r>
+        <w:rPr>
+          <w:rFonts w:hint="eastAsia"/>
+        </w:rPr>
         <w:t>를</w:t>
       </w:r>
       <w:r>
@@ -18210,8 +18517,8 @@
         </w:rPr>
         <w:t>(하위 디렉토리도 모두)</w:t>
       </w:r>
-      <w:bookmarkEnd w:id="76"/>
       <w:bookmarkEnd w:id="77"/>
+      <w:bookmarkEnd w:id="78"/>
     </w:p>
     <w:p>
       <w:pPr>
@@ -18268,13 +18575,13 @@
           <w:numId w:val="14"/>
         </w:numPr>
       </w:pPr>
-      <w:bookmarkStart w:id="78" w:name="_Toc488328275"/>
-      <w:bookmarkStart w:id="79" w:name="_Toc496545321"/>
+      <w:bookmarkStart w:id="79" w:name="_Toc488328275"/>
+      <w:bookmarkStart w:id="80" w:name="_Toc496545321"/>
       <w:r>
         <w:t>리부팅 후 제대로 동작하는지 확인</w:t>
       </w:r>
-      <w:bookmarkEnd w:id="78"/>
       <w:bookmarkEnd w:id="79"/>
+      <w:bookmarkEnd w:id="80"/>
     </w:p>
     <w:p>
       <w:pPr>
@@ -18490,9 +18797,9 @@
         <w:ind w:right="200"/>
       </w:pPr>
     </w:p>
-    <w:bookmarkStart w:id="80" w:name="_Toc488328276"/>
-    <w:bookmarkStart w:id="81" w:name="_Toc488328311"/>
-    <w:bookmarkStart w:id="82" w:name="_Toc496545322"/>
+    <w:bookmarkStart w:id="81" w:name="_Toc488328276"/>
+    <w:bookmarkStart w:id="82" w:name="_Toc488328311"/>
+    <w:bookmarkStart w:id="83" w:name="_Toc496545322"/>
     <w:p>
       <w:pPr>
         <w:pStyle w:val="ae"/>
@@ -18590,7 +18897,7 @@
               </wp:anchor>
             </w:drawing>
           </mc:Choice>
-          <mc:Fallback xmlns:w16cid="http://schemas.microsoft.com/office/word/2016/wordml/cid" xmlns:am3d="http://schemas.microsoft.com/office/drawing/2017/model3d" xmlns:aink="http://schemas.microsoft.com/office/drawing/2016/ink" xmlns:cx8="http://schemas.microsoft.com/office/drawing/2016/5/14/chartex" xmlns:cx7="http://schemas.microsoft.com/office/drawing/2016/5/13/chartex" xmlns:cx6="http://schemas.microsoft.com/office/drawing/2016/5/12/chartex" xmlns:cx5="http://schemas.microsoft.com/office/drawing/2016/5/11/chartex" xmlns:cx4="http://schemas.microsoft.com/office/drawing/2016/5/10/chartex" xmlns:cx3="http://schemas.microsoft.com/office/drawing/2016/5/9/chartex" xmlns:cx2="http://schemas.microsoft.com/office/drawing/2015/10/21/chartex" xmlns:cx1="http://schemas.microsoft.com/office/drawing/2015/9/8/chartex">
+          <mc:Fallback xmlns:cx1="http://schemas.microsoft.com/office/drawing/2015/9/8/chartex" xmlns:cx2="http://schemas.microsoft.com/office/drawing/2015/10/21/chartex" xmlns:cx3="http://schemas.microsoft.com/office/drawing/2016/5/9/chartex" xmlns:cx4="http://schemas.microsoft.com/office/drawing/2016/5/10/chartex" xmlns:cx5="http://schemas.microsoft.com/office/drawing/2016/5/11/chartex" xmlns:cx6="http://schemas.microsoft.com/office/drawing/2016/5/12/chartex" xmlns:cx7="http://schemas.microsoft.com/office/drawing/2016/5/13/chartex" xmlns:cx8="http://schemas.microsoft.com/office/drawing/2016/5/14/chartex" xmlns:aink="http://schemas.microsoft.com/office/drawing/2016/ink" xmlns:am3d="http://schemas.microsoft.com/office/drawing/2017/model3d" xmlns:w16cid="http://schemas.microsoft.com/office/word/2016/wordml/cid">
             <w:pict>
               <v:rect w14:anchorId="1D61ED54" id="직사각형 99" o:spid="_x0000_s1026" style="position:absolute;left:0;text-align:left;margin-left:35.7pt;margin-top:34.75pt;width:6in;height:9pt;z-index:251671552;visibility:visible;mso-wrap-style:square;mso-width-percent:0;mso-height-percent:0;mso-wrap-distance-left:9pt;mso-wrap-distance-top:0;mso-wrap-distance-right:9pt;mso-wrap-distance-bottom:0;mso-position-horizontal:absolute;mso-position-horizontal-relative:margin;mso-position-vertical:absolute;mso-position-vertical-relative:text;mso-width-percent:0;mso-height-percent:0;mso-width-relative:page;mso-height-relative:page;v-text-anchor:top" o:gfxdata="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" stroked="f">
                 <v:fill color2="navy" angle="90" focus="100%" type="gradient"/>
@@ -18600,9 +18907,9 @@
           </mc:Fallback>
         </mc:AlternateContent>
       </w:r>
-      <w:bookmarkEnd w:id="80"/>
       <w:bookmarkEnd w:id="81"/>
       <w:bookmarkEnd w:id="82"/>
+      <w:bookmarkEnd w:id="83"/>
     </w:p>
     <w:p>
       <w:pPr>
@@ -18613,14 +18920,14 @@
         </w:numPr>
         <w:ind w:left="200" w:right="200"/>
       </w:pPr>
-      <w:bookmarkStart w:id="83" w:name="_Toc496545323"/>
+      <w:bookmarkStart w:id="84" w:name="_Toc496545323"/>
       <w:r>
         <w:rPr>
           <w:rFonts w:hint="eastAsia"/>
         </w:rPr>
         <w:t>주의사항</w:t>
       </w:r>
-      <w:bookmarkEnd w:id="83"/>
+      <w:bookmarkEnd w:id="84"/>
     </w:p>
     <w:p>
       <w:pPr>
@@ -18718,7 +19025,7 @@
               </wp:anchor>
             </w:drawing>
           </mc:Choice>
-          <mc:Fallback xmlns:w16cid="http://schemas.microsoft.com/office/word/2016/wordml/cid" xmlns:am3d="http://schemas.microsoft.com/office/drawing/2017/model3d" xmlns:aink="http://schemas.microsoft.com/office/drawing/2016/ink" xmlns:cx8="http://schemas.microsoft.com/office/drawing/2016/5/14/chartex" xmlns:cx7="http://schemas.microsoft.com/office/drawing/2016/5/13/chartex" xmlns:cx6="http://schemas.microsoft.com/office/drawing/2016/5/12/chartex" xmlns:cx5="http://schemas.microsoft.com/office/drawing/2016/5/11/chartex" xmlns:cx4="http://schemas.microsoft.com/office/drawing/2016/5/10/chartex" xmlns:cx3="http://schemas.microsoft.com/office/drawing/2016/5/9/chartex" xmlns:cx2="http://schemas.microsoft.com/office/drawing/2015/10/21/chartex" xmlns:cx1="http://schemas.microsoft.com/office/drawing/2015/9/8/chartex">
+          <mc:Fallback xmlns:cx1="http://schemas.microsoft.com/office/drawing/2015/9/8/chartex" xmlns:cx2="http://schemas.microsoft.com/office/drawing/2015/10/21/chartex" xmlns:cx3="http://schemas.microsoft.com/office/drawing/2016/5/9/chartex" xmlns:cx4="http://schemas.microsoft.com/office/drawing/2016/5/10/chartex" xmlns:cx5="http://schemas.microsoft.com/office/drawing/2016/5/11/chartex" xmlns:cx6="http://schemas.microsoft.com/office/drawing/2016/5/12/chartex" xmlns:cx7="http://schemas.microsoft.com/office/drawing/2016/5/13/chartex" xmlns:cx8="http://schemas.microsoft.com/office/drawing/2016/5/14/chartex" xmlns:aink="http://schemas.microsoft.com/office/drawing/2016/ink" xmlns:am3d="http://schemas.microsoft.com/office/drawing/2017/model3d" xmlns:w16cid="http://schemas.microsoft.com/office/word/2016/wordml/cid">
             <w:pict>
               <v:rect w14:anchorId="1D2CF6CE" id="직사각형 100" o:spid="_x0000_s1026" style="position:absolute;left:0;text-align:left;margin-left:380.8pt;margin-top:.75pt;width:6in;height:9pt;z-index:251670528;visibility:visible;mso-wrap-style:square;mso-width-percent:0;mso-height-percent:0;mso-wrap-distance-left:9pt;mso-wrap-distance-top:0;mso-wrap-distance-right:9pt;mso-wrap-distance-bottom:0;mso-position-horizontal:right;mso-position-horizontal-relative:margin;mso-position-vertical:absolute;mso-position-vertical-relative:text;mso-width-percent:0;mso-height-percent:0;mso-width-relative:page;mso-height-relative:page;v-text-anchor:top" o:gfxdata="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" stroked="f">
                 <v:fill color2="navy" angle="90" focus="100%" type="gradient"/>
@@ -19222,8 +19529,8 @@
     <w:p>
       <w:pPr>
         <w:sectPr>
-          <w:headerReference w:type="default" r:id="rId49"/>
-          <w:footerReference w:type="default" r:id="rId50"/>
+          <w:headerReference w:type="default" r:id="rId50"/>
+          <w:footerReference w:type="default" r:id="rId51"/>
           <w:pgSz w:w="11906" w:h="16838" w:code="9"/>
           <w:pgMar w:top="1701" w:right="1134" w:bottom="1418" w:left="1418" w:header="567" w:footer="709" w:gutter="0"/>
           <w:cols w:space="425"/>
@@ -19248,14 +19555,14 @@
           <w:szCs w:val="28"/>
         </w:rPr>
       </w:pPr>
-      <w:bookmarkStart w:id="84" w:name="_Toc488328249"/>
-      <w:bookmarkStart w:id="85" w:name="_Toc488328278"/>
-      <w:bookmarkStart w:id="86" w:name="_Toc488328313"/>
-      <w:bookmarkStart w:id="87" w:name="_Toc496545324"/>
-      <w:bookmarkEnd w:id="84"/>
+      <w:bookmarkStart w:id="85" w:name="_Toc488328249"/>
+      <w:bookmarkStart w:id="86" w:name="_Toc488328278"/>
+      <w:bookmarkStart w:id="87" w:name="_Toc488328313"/>
+      <w:bookmarkStart w:id="88" w:name="_Toc496545324"/>
       <w:bookmarkEnd w:id="85"/>
       <w:bookmarkEnd w:id="86"/>
       <w:bookmarkEnd w:id="87"/>
+      <w:bookmarkEnd w:id="88"/>
     </w:p>
     <w:p>
       <w:pPr>
@@ -19274,14 +19581,14 @@
           <w:szCs w:val="28"/>
         </w:rPr>
       </w:pPr>
-      <w:bookmarkStart w:id="88" w:name="_Toc488328250"/>
-      <w:bookmarkStart w:id="89" w:name="_Toc488328279"/>
-      <w:bookmarkStart w:id="90" w:name="_Toc488328314"/>
-      <w:bookmarkStart w:id="91" w:name="_Toc496545325"/>
-      <w:bookmarkEnd w:id="88"/>
+      <w:bookmarkStart w:id="89" w:name="_Toc488328250"/>
+      <w:bookmarkStart w:id="90" w:name="_Toc488328279"/>
+      <w:bookmarkStart w:id="91" w:name="_Toc488328314"/>
+      <w:bookmarkStart w:id="92" w:name="_Toc496545325"/>
       <w:bookmarkEnd w:id="89"/>
       <w:bookmarkEnd w:id="90"/>
       <w:bookmarkEnd w:id="91"/>
+      <w:bookmarkEnd w:id="92"/>
     </w:p>
     <w:p>
       <w:pPr>
@@ -19300,14 +19607,14 @@
           <w:szCs w:val="28"/>
         </w:rPr>
       </w:pPr>
-      <w:bookmarkStart w:id="92" w:name="_Toc488328251"/>
-      <w:bookmarkStart w:id="93" w:name="_Toc488328280"/>
-      <w:bookmarkStart w:id="94" w:name="_Toc488328315"/>
-      <w:bookmarkStart w:id="95" w:name="_Toc496545326"/>
-      <w:bookmarkEnd w:id="92"/>
+      <w:bookmarkStart w:id="93" w:name="_Toc488328251"/>
+      <w:bookmarkStart w:id="94" w:name="_Toc488328280"/>
+      <w:bookmarkStart w:id="95" w:name="_Toc488328315"/>
+      <w:bookmarkStart w:id="96" w:name="_Toc496545326"/>
       <w:bookmarkEnd w:id="93"/>
       <w:bookmarkEnd w:id="94"/>
       <w:bookmarkEnd w:id="95"/>
+      <w:bookmarkEnd w:id="96"/>
     </w:p>
     <w:p>
       <w:pPr>
@@ -19326,14 +19633,14 @@
           <w:szCs w:val="28"/>
         </w:rPr>
       </w:pPr>
-      <w:bookmarkStart w:id="96" w:name="_Toc488328252"/>
-      <w:bookmarkStart w:id="97" w:name="_Toc488328281"/>
-      <w:bookmarkStart w:id="98" w:name="_Toc488328316"/>
-      <w:bookmarkStart w:id="99" w:name="_Toc496545327"/>
-      <w:bookmarkEnd w:id="96"/>
+      <w:bookmarkStart w:id="97" w:name="_Toc488328252"/>
+      <w:bookmarkStart w:id="98" w:name="_Toc488328281"/>
+      <w:bookmarkStart w:id="99" w:name="_Toc488328316"/>
+      <w:bookmarkStart w:id="100" w:name="_Toc496545327"/>
       <w:bookmarkEnd w:id="97"/>
       <w:bookmarkEnd w:id="98"/>
       <w:bookmarkEnd w:id="99"/>
+      <w:bookmarkEnd w:id="100"/>
     </w:p>
     <w:p>
       <w:pPr>
@@ -19343,13 +19650,13 @@
           <w:numId w:val="14"/>
         </w:numPr>
       </w:pPr>
-      <w:bookmarkStart w:id="100" w:name="_Toc488328282"/>
-      <w:bookmarkStart w:id="101" w:name="_Toc496545328"/>
+      <w:bookmarkStart w:id="101" w:name="_Toc488328282"/>
+      <w:bookmarkStart w:id="102" w:name="_Toc496545328"/>
       <w:r>
         <w:t>각 서버 시작/ 중지 하는 방법</w:t>
       </w:r>
-      <w:bookmarkEnd w:id="100"/>
       <w:bookmarkEnd w:id="101"/>
+      <w:bookmarkEnd w:id="102"/>
     </w:p>
     <w:p>
       <w:pPr>
@@ -20536,8 +20843,6 @@
         </w:rPr>
         <w:t>중지</w:t>
       </w:r>
-      <w:bookmarkStart w:id="102" w:name="_GoBack"/>
-      <w:bookmarkEnd w:id="102"/>
       <w:r>
         <w:rPr>
           <w:rFonts w:ascii="Verdana" w:eastAsia="굴림" w:hAnsi="Verdana" w:cs="굴림"/>
@@ -26435,7 +26740,7 @@
         <v:path o:extrusionok="f" gradientshapeok="t" o:connecttype="rect"/>
         <o:lock v:ext="edit" aspectratio="t"/>
       </v:shapetype>
-      <v:shape id="_x0000_i1028" type="#_x0000_t75" alt="BD21312_" style="width:11.1pt;height:11.1pt;visibility:visible;mso-wrap-style:square" o:bullet="t">
+      <v:shape id="_x0000_i1037" type="#_x0000_t75" alt="BD21312_" style="width:11.1pt;height:11.1pt;visibility:visible;mso-wrap-style:square" o:bullet="t">
         <v:imagedata r:id="rId1" o:title="BD21312_"/>
       </v:shape>
     </w:pict>
@@ -32262,7 +32567,7 @@
 </file>
 
 <file path=customXml/itemProps1.xml><?xml version="1.0" encoding="utf-8"?>
-<ds:datastoreItem xmlns:ds="http://schemas.openxmlformats.org/officeDocument/2006/customXml" ds:itemID="{F3818B3A-7AEE-4D31-B039-09C05BE92E1E}">
+<ds:datastoreItem xmlns:ds="http://schemas.openxmlformats.org/officeDocument/2006/customXml" ds:itemID="{BE67164B-2290-494C-A331-CDC9C7B9A1CB}">
   <ds:schemaRefs>
     <ds:schemaRef ds:uri="http://schemas.openxmlformats.org/officeDocument/2006/bibliography"/>
   </ds:schemaRefs>
